--- a/templates/Protokol_2a_Template.docx
+++ b/templates/Protokol_2a_Template.docx
@@ -238,7 +238,7 @@
           <w:sz w:val="24"/>
           <w:szCs w:val="24"/>
         </w:rPr>
-        <w:t>{{Консултант_Фирма}}, ЕИК {{Консултант_ЕИК}}, инж. {{Консултант_Управител}} — Управител</w:t>
+        <w:t>{{Консултант_Фирма}}, ЕИК {{Консултант_ЕИК}}, {{Консултант_Управител}} — Управител</w:t>
       </w:r>
     </w:p>
     <w:p>
@@ -376,7 +376,7 @@
           <w:sz w:val="24"/>
           <w:szCs w:val="24"/>
         </w:rPr>
-        <w:t>А. Консултанта: инж. {{Консултант_Управител}} — Управител, {{Консултант_Фирма}}</w:t>
+        <w:t>А. Консултанта: {{Консултант_Управител}} — Управител, {{Консултант_Фирма}}</w:t>
       </w:r>
     </w:p>
     <w:p>
@@ -747,7 +747,7 @@
           <w:sz w:val="24"/>
           <w:szCs w:val="24"/>
         </w:rPr>
-        <w:t>(инж. {{Управител_1и3}})</w:t>
+        <w:t>({{Управител_1и3}})</w:t>
       </w:r>
     </w:p>
     <w:p>
@@ -940,7 +940,7 @@
           <w:sz w:val="24"/>
           <w:szCs w:val="24"/>
         </w:rPr>
-        <w:t>А. Консултанта: инж. {{Консултант_Управител}} — Управител, {{Консултант_Фирма}}</w:t>
+        <w:t>А. Консултанта: {{Консултант_Управител}} — Управител, {{Консултант_Фирма}}</w:t>
       </w:r>
     </w:p>
     <w:p>
@@ -1117,7 +1117,7 @@
           <w:sz w:val="24"/>
           <w:szCs w:val="24"/>
         </w:rPr>
-        <w:t>(инж. {{Управител_1и3}})</w:t>
+        <w:t>({{Управител_1и3}})</w:t>
       </w:r>
     </w:p>
     <w:p>

--- a/templates/Protokol_2a_Template.docx
+++ b/templates/Protokol_2a_Template.docx
@@ -218,7 +218,9 @@
           <w:sz w:val="24"/>
           <w:szCs w:val="24"/>
         </w:rPr>
-        <w:t>Консултант:</w:t>
+        <w:t>Консултант (строителен надзор):</w:t>
+        <w:tab/>
+        <w:t>{{Консултант_Фирма}}, ЕИК {{Консултант_ЕИК}}, {{Консултант_Управител}} — Управител</w:t>
       </w:r>
       <w:r>
         <w:rPr>
@@ -229,7 +231,6 @@
           <w:sz w:val="24"/>
           <w:szCs w:val="24"/>
         </w:rPr>
-        <w:tab/>
       </w:r>
       <w:r>
         <w:rPr>
@@ -238,7 +239,6 @@
           <w:sz w:val="24"/>
           <w:szCs w:val="24"/>
         </w:rPr>
-        <w:t>{{Консултант_Фирма}}, ЕИК {{Консултант_ЕИК}}, {{Консултант_Управител}} — Управител</w:t>
       </w:r>
     </w:p>
     <w:p>

--- a/templates/Protokol_2a_Template.docx
+++ b/templates/Protokol_2a_Template.docx
@@ -491,6 +491,21 @@
           <w:sz w:val="24"/>
           <w:szCs w:val="24"/>
         </w:rPr>
+        <w:t>1. Налице са следните разрешения и документи:</w:t>
+      </w:r>
+    </w:p>
+    <w:p>
+      <w:pPr>
+        <w:spacing w:before="60" w:after="60"/>
+        <w:jc w:val="both"/>
+      </w:pPr>
+      <w:r>
+        <w:rPr>
+          <w:rFonts w:ascii="Garamond" w:eastAsia="Garamond" w:hAnsi="Garamond" w:cs="Garamond"/>
+          <w:color w:val="1F2937"/>
+          <w:sz w:val="24"/>
+          <w:szCs w:val="24"/>
+        </w:rPr>
         <w:t>1.1. Разрешение за строеж № {{РС_Номер}} от {{РС_Дата}} г., издадено от {{РС_Издател}}, заверено, че е влязло в сила на {{РС_ВСила}}.</w:t>
       </w:r>
     </w:p>
@@ -506,61 +521,113 @@
           <w:sz w:val="24"/>
           <w:szCs w:val="24"/>
         </w:rPr>
-        <w:t>1.2. За заемане на тротоар: ______________________________________________</w:t>
-      </w:r>
-    </w:p>
-    <w:p>
-      <w:pPr>
-        <w:spacing w:before="60" w:after="60"/>
-        <w:jc w:val="both"/>
-      </w:pPr>
-      <w:r>
-        <w:rPr>
-          <w:rFonts w:ascii="Garamond" w:eastAsia="Garamond" w:hAnsi="Garamond" w:cs="Garamond"/>
-          <w:color w:val="1F2937"/>
-          <w:sz w:val="24"/>
-          <w:szCs w:val="24"/>
-        </w:rPr>
-        <w:t>1.3. За ограждане на строителна площадка: _____</w:t>
-      </w:r>
-      <w:r>
-        <w:rPr>
-          <w:rFonts w:ascii="Garamond" w:eastAsia="Garamond" w:hAnsi="Garamond" w:cs="Garamond"/>
-          <w:color w:val="1F2937"/>
-          <w:sz w:val="24"/>
-          <w:szCs w:val="24"/>
-        </w:rPr>
-        <w:t>_________________________________________</w:t>
-      </w:r>
-    </w:p>
-    <w:p>
-      <w:pPr>
-        <w:spacing w:before="60" w:after="60"/>
-        <w:jc w:val="both"/>
-      </w:pPr>
-      <w:r>
-        <w:rPr>
-          <w:rFonts w:ascii="Garamond" w:eastAsia="Garamond" w:hAnsi="Garamond" w:cs="Garamond"/>
-          <w:color w:val="1F2937"/>
-          <w:sz w:val="24"/>
-          <w:szCs w:val="24"/>
-        </w:rPr>
-        <w:t>1.4. За извозване на земни маси: ______________________________________________</w:t>
-      </w:r>
-    </w:p>
-    <w:p>
-      <w:pPr>
-        <w:spacing w:before="60" w:after="60"/>
-        <w:jc w:val="both"/>
-      </w:pPr>
-      <w:r>
-        <w:rPr>
-          <w:rFonts w:ascii="Garamond" w:eastAsia="Garamond" w:hAnsi="Garamond" w:cs="Garamond"/>
-          <w:color w:val="1F2937"/>
-          <w:sz w:val="24"/>
-          <w:szCs w:val="24"/>
-        </w:rPr>
-        <w:t>1.5. За извозване на строителни отпадъци: ______________________________________________</w:t>
+        <w:t>1.2. За заемане на тротоар (част от него и/или част от уличното платно): ______________________________________________</w:t>
+      </w:r>
+    </w:p>
+    <w:p>
+      <w:pPr>
+        <w:spacing w:before="60" w:after="60"/>
+        <w:jc w:val="both"/>
+      </w:pPr>
+      <w:r>
+        <w:rPr>
+          <w:rFonts w:ascii="Garamond" w:eastAsia="Garamond" w:hAnsi="Garamond" w:cs="Garamond"/>
+          <w:color w:val="1F2937"/>
+          <w:sz w:val="24"/>
+          <w:szCs w:val="24"/>
+        </w:rPr>
+        <w:t>1.3. За преминаване на строителна и транспортна техника през централни градски части и други зони с ограничен режим за преминаване: ______________________________________________</w:t>
+      </w:r>
+    </w:p>
+    <w:p>
+      <w:pPr>
+        <w:spacing w:before="60" w:after="60"/>
+        <w:jc w:val="both"/>
+      </w:pPr>
+      <w:r>
+        <w:rPr>
+          <w:rFonts w:ascii="Garamond" w:eastAsia="Garamond" w:hAnsi="Garamond" w:cs="Garamond"/>
+          <w:color w:val="1F2937"/>
+          <w:sz w:val="24"/>
+          <w:szCs w:val="24"/>
+        </w:rPr>
+        <w:t>1.4. За ограждане на строителната площадка с временна плътна ограда с височина ...... м: ______________________________________________</w:t>
+      </w:r>
+      <w:r>
+        <w:rPr>
+          <w:rFonts w:ascii="Garamond" w:eastAsia="Garamond" w:hAnsi="Garamond" w:cs="Garamond"/>
+          <w:color w:val="1F2937"/>
+          <w:sz w:val="24"/>
+          <w:szCs w:val="24"/>
+        </w:rPr>
+      </w:r>
+    </w:p>
+    <w:p>
+      <w:pPr>
+        <w:spacing w:before="60" w:after="60"/>
+        <w:jc w:val="both"/>
+      </w:pPr>
+      <w:r>
+        <w:rPr>
+          <w:rFonts w:ascii="Garamond" w:eastAsia="Garamond" w:hAnsi="Garamond" w:cs="Garamond"/>
+          <w:color w:val="1F2937"/>
+          <w:sz w:val="24"/>
+          <w:szCs w:val="24"/>
+        </w:rPr>
+        <w:t>1.5. За извозване на хумус: ______________________________________________</w:t>
+      </w:r>
+      <w:r>
+        <w:rPr>
+          <w:rFonts w:ascii="Garamond" w:eastAsia="Garamond" w:hAnsi="Garamond" w:cs="Garamond"/>
+          <w:color w:val="1F2937"/>
+          <w:sz w:val="24"/>
+          <w:szCs w:val="24"/>
+        </w:rPr>
+      </w:r>
+    </w:p>
+    <w:p>
+      <w:pPr>
+        <w:spacing w:before="60" w:after="60"/>
+        <w:jc w:val="both"/>
+      </w:pPr>
+      <w:r>
+        <w:rPr>
+          <w:rFonts w:ascii="Garamond" w:eastAsia="Garamond" w:hAnsi="Garamond" w:cs="Garamond"/>
+          <w:color w:val="1F2937"/>
+          <w:sz w:val="24"/>
+          <w:szCs w:val="24"/>
+        </w:rPr>
+        <w:t>1.6. За извозване на земни маси: ______________________________________________</w:t>
+      </w:r>
+    </w:p>
+    <w:p>
+      <w:pPr>
+        <w:spacing w:before="60" w:after="60"/>
+        <w:jc w:val="both"/>
+      </w:pPr>
+      <w:r>
+        <w:rPr>
+          <w:rFonts w:ascii="Garamond" w:eastAsia="Garamond" w:hAnsi="Garamond" w:cs="Garamond"/>
+          <w:color w:val="1F2937"/>
+          <w:sz w:val="24"/>
+          <w:szCs w:val="24"/>
+        </w:rPr>
+        <w:t>1.7. За извозване на строителни отпадъци: ______________________________________________</w:t>
+      </w:r>
+    </w:p>
+    <w:p>
+      <w:pPr>
+        <w:spacing w:before="60" w:after="60"/>
+        <w:jc w:val="both"/>
+      </w:pPr>
+      <w:r>
+        <w:rPr>
+          <w:rFonts w:ascii="Garamond" w:eastAsia="Garamond" w:hAnsi="Garamond" w:cs="Garamond"/>
+          <w:color w:val="1F2937"/>
+          <w:sz w:val="24"/>
+          <w:szCs w:val="24"/>
+        </w:rPr>
+        <w:t>1.8. За изкореняване (отсичане) на съществуващи дървета и др.: ______________________________________________</w:t>
       </w:r>
     </w:p>
     <w:p/>
@@ -624,6 +691,21 @@
         <w:t>2.3. За временно електрозахранване: ______________________________________________</w:t>
       </w:r>
     </w:p>
+    <w:p>
+      <w:pPr>
+        <w:spacing w:before="60" w:after="60"/>
+        <w:jc w:val="both"/>
+      </w:pPr>
+      <w:r>
+        <w:rPr>
+          <w:rFonts w:ascii="Garamond" w:eastAsia="Garamond" w:hAnsi="Garamond" w:cs="Garamond"/>
+          <w:color w:val="1F2937"/>
+          <w:sz w:val="24"/>
+          <w:szCs w:val="24"/>
+        </w:rPr>
+        <w:t>2.4. ______________________________________________</w:t>
+      </w:r>
+    </w:p>
     <w:p/>
     <w:p>
       <w:pPr>
@@ -637,47 +719,277 @@
           <w:sz w:val="24"/>
           <w:szCs w:val="24"/>
         </w:rPr>
-        <w:t>3. Трасето на линей</w:t>
-      </w:r>
-      <w:r>
-        <w:rPr>
-          <w:rFonts w:ascii="Garamond" w:eastAsia="Garamond" w:hAnsi="Garamond" w:cs="Garamond"/>
-          <w:color w:val="1F2937"/>
-          <w:sz w:val="24"/>
-          <w:szCs w:val="24"/>
-        </w:rPr>
-        <w:t>ния обект: ______________________________________________</w:t>
-      </w:r>
-    </w:p>
-    <w:p>
-      <w:pPr>
-        <w:spacing w:before="60" w:after="60"/>
-        <w:jc w:val="both"/>
-      </w:pPr>
-      <w:r>
-        <w:rPr>
-          <w:rFonts w:ascii="Garamond" w:eastAsia="Garamond" w:hAnsi="Garamond" w:cs="Garamond"/>
-          <w:color w:val="1F2937"/>
-          <w:sz w:val="24"/>
-          <w:szCs w:val="24"/>
-        </w:rPr>
-        <w:lastRenderedPageBreak/>
-        <w:t>4. Описание на строителната площадка: ______________________________________________</w:t>
-      </w:r>
-    </w:p>
-    <w:p>
-      <w:pPr>
-        <w:spacing w:before="60" w:after="60"/>
-        <w:jc w:val="both"/>
-      </w:pPr>
-      <w:r>
-        <w:rPr>
-          <w:rFonts w:ascii="Garamond" w:eastAsia="Garamond" w:hAnsi="Garamond" w:cs="Garamond"/>
-          <w:color w:val="1F2937"/>
-          <w:sz w:val="24"/>
-          <w:szCs w:val="24"/>
-        </w:rPr>
-        <w:t>5. Предвидени мерки по ПБЗ: ______________________________________________</w:t>
+        <w:t>3. Описание на строителната площадка:</w:t>
+      </w:r>
+      <w:r>
+        <w:rPr>
+          <w:rFonts w:ascii="Garamond" w:eastAsia="Garamond" w:hAnsi="Garamond" w:cs="Garamond"/>
+          <w:color w:val="1F2937"/>
+          <w:sz w:val="24"/>
+          <w:szCs w:val="24"/>
+        </w:rPr>
+      </w:r>
+    </w:p>
+    <w:p>
+      <w:pPr>
+        <w:spacing w:before="60" w:after="60"/>
+        <w:jc w:val="both"/>
+      </w:pPr>
+      <w:r>
+        <w:rPr>
+          <w:rFonts w:ascii="Garamond" w:eastAsia="Garamond" w:hAnsi="Garamond" w:cs="Garamond"/>
+          <w:b/>
+          <w:color w:val="C00000"/>
+          <w:sz w:val="24"/>
+          <w:szCs w:val="24"/>
+        </w:rPr>
+        <w:t>(окомерна скица на площадката)</w:t>
+      </w:r>
+      <w:r>
+        <w:rPr>
+          <w:rFonts w:ascii="Garamond" w:eastAsia="Garamond" w:hAnsi="Garamond" w:cs="Garamond"/>
+          <w:color w:val="1F2937"/>
+          <w:sz w:val="24"/>
+          <w:szCs w:val="24"/>
+        </w:rPr>
+      </w:r>
+    </w:p>
+    <w:p>
+      <w:pPr>
+        <w:spacing w:before="60" w:after="60"/>
+        <w:jc w:val="both"/>
+      </w:pPr>
+      <w:r>
+        <w:rPr>
+          <w:rFonts w:ascii="Garamond" w:eastAsia="Garamond" w:hAnsi="Garamond" w:cs="Garamond"/>
+          <w:color w:val="1F2937"/>
+          <w:sz w:val="24"/>
+          <w:szCs w:val="24"/>
+        </w:rPr>
+        <w:t>3.1. ______________________________________________</w:t>
+      </w:r>
+    </w:p>
+    <w:p>
+      <w:pPr>
+        <w:spacing w:before="60" w:after="60"/>
+        <w:jc w:val="both"/>
+      </w:pPr>
+      <w:r>
+        <w:rPr>
+          <w:rFonts w:ascii="Garamond" w:eastAsia="Garamond" w:hAnsi="Garamond" w:cs="Garamond"/>
+          <w:color w:val="1F2937"/>
+          <w:sz w:val="24"/>
+          <w:szCs w:val="24"/>
+        </w:rPr>
+        <w:t>(прави се подробен опис на състоянието на строителната площадка)</w:t>
+      </w:r>
+    </w:p>
+    <w:p>
+      <w:pPr>
+        <w:spacing w:before="60" w:after="60"/>
+        <w:jc w:val="both"/>
+      </w:pPr>
+      <w:r>
+        <w:rPr>
+          <w:rFonts w:ascii="Garamond" w:eastAsia="Garamond" w:hAnsi="Garamond" w:cs="Garamond"/>
+          <w:color w:val="1F2937"/>
+          <w:sz w:val="24"/>
+          <w:szCs w:val="24"/>
+        </w:rPr>
+        <w:t>3.2. ______________________________________________</w:t>
+      </w:r>
+    </w:p>
+    <w:p>
+      <w:pPr>
+        <w:spacing w:before="60" w:after="60"/>
+        <w:jc w:val="both"/>
+      </w:pPr>
+      <w:r>
+        <w:rPr>
+          <w:rFonts w:ascii="Garamond" w:eastAsia="Garamond" w:hAnsi="Garamond" w:cs="Garamond"/>
+          <w:color w:val="1F2937"/>
+          <w:sz w:val="24"/>
+          <w:szCs w:val="24"/>
+        </w:rPr>
+        <w:t>(описват се налични в зоната на строителната площадка строежи, действащи надземни и подземни съоръжения и комуникации, които подлежат на преместване)</w:t>
+      </w:r>
+    </w:p>
+    <w:p>
+      <w:pPr>
+        <w:spacing w:before="60" w:after="60"/>
+        <w:jc w:val="both"/>
+      </w:pPr>
+      <w:r>
+        <w:rPr>
+          <w:rFonts w:ascii="Garamond" w:eastAsia="Garamond" w:hAnsi="Garamond" w:cs="Garamond"/>
+          <w:color w:val="1F2937"/>
+          <w:sz w:val="24"/>
+          <w:szCs w:val="24"/>
+        </w:rPr>
+        <w:t>3.3. ______________________________________________</w:t>
+      </w:r>
+    </w:p>
+    <w:p>
+      <w:pPr>
+        <w:spacing w:before="60" w:after="60"/>
+        <w:jc w:val="both"/>
+      </w:pPr>
+      <w:r>
+        <w:rPr>
+          <w:rFonts w:ascii="Garamond" w:eastAsia="Garamond" w:hAnsi="Garamond" w:cs="Garamond"/>
+          <w:color w:val="1F2937"/>
+          <w:sz w:val="24"/>
+          <w:szCs w:val="24"/>
+        </w:rPr>
+        <w:t>(описание на постройки, подлежащи на събаряне; на съоръжения, подлежащи на преместване; на насаждения, подлежащи на изкореняване и изсичане)</w:t>
+      </w:r>
+    </w:p>
+    <w:p>
+      <w:pPr>
+        <w:spacing w:before="60" w:after="60"/>
+        <w:jc w:val="both"/>
+      </w:pPr>
+      <w:r>
+        <w:rPr>
+          <w:rFonts w:ascii="Garamond" w:eastAsia="Garamond" w:hAnsi="Garamond" w:cs="Garamond"/>
+          <w:color w:val="1F2937"/>
+          <w:sz w:val="24"/>
+          <w:szCs w:val="24"/>
+        </w:rPr>
+        <w:t>3.4. ______________________________________________</w:t>
+      </w:r>
+    </w:p>
+    <w:p>
+      <w:pPr>
+        <w:spacing w:before="60" w:after="60"/>
+        <w:jc w:val="both"/>
+      </w:pPr>
+      <w:r>
+        <w:rPr>
+          <w:rFonts w:ascii="Garamond" w:eastAsia="Garamond" w:hAnsi="Garamond" w:cs="Garamond"/>
+          <w:color w:val="1F2937"/>
+          <w:sz w:val="24"/>
+          <w:szCs w:val="24"/>
+        </w:rPr>
+        <w:t>(описва се как ще се осъществява достъпът до строителната площадка)</w:t>
+      </w:r>
+    </w:p>
+    <w:p>
+      <w:pPr>
+        <w:spacing w:before="60" w:after="60"/>
+        <w:jc w:val="both"/>
+      </w:pPr>
+      <w:r>
+        <w:rPr>
+          <w:rFonts w:ascii="Garamond" w:eastAsia="Garamond" w:hAnsi="Garamond" w:cs="Garamond"/>
+          <w:color w:val="1F2937"/>
+          <w:sz w:val="24"/>
+          <w:szCs w:val="24"/>
+        </w:rPr>
+        <w:t>3.5. ______________________________________________</w:t>
+      </w:r>
+    </w:p>
+    <w:p>
+      <w:pPr>
+        <w:spacing w:before="60" w:after="60"/>
+        <w:jc w:val="both"/>
+      </w:pPr>
+      <w:r>
+        <w:rPr>
+          <w:rFonts w:ascii="Garamond" w:eastAsia="Garamond" w:hAnsi="Garamond" w:cs="Garamond"/>
+          <w:color w:val="1F2937"/>
+          <w:sz w:val="24"/>
+          <w:szCs w:val="24"/>
+        </w:rPr>
+        <w:t>(други — в т.ч. трасето на линейния обект)</w:t>
+      </w:r>
+    </w:p>
+    <w:p>
+      <w:pPr>
+        <w:spacing w:before="60" w:after="60"/>
+        <w:jc w:val="both"/>
+      </w:pPr>
+      <w:r>
+        <w:rPr>
+          <w:rFonts w:ascii="Garamond" w:eastAsia="Garamond" w:hAnsi="Garamond" w:cs="Garamond"/>
+          <w:color w:val="1F2937"/>
+          <w:sz w:val="24"/>
+          <w:szCs w:val="24"/>
+        </w:rPr>
+      </w:r>
+    </w:p>
+    <w:p>
+      <w:pPr>
+        <w:spacing w:before="60" w:after="60"/>
+        <w:jc w:val="both"/>
+      </w:pPr>
+      <w:r>
+        <w:rPr>
+          <w:rFonts w:ascii="Garamond" w:eastAsia="Garamond" w:hAnsi="Garamond" w:cs="Garamond"/>
+          <w:color w:val="1F2937"/>
+          <w:sz w:val="24"/>
+          <w:szCs w:val="24"/>
+        </w:rPr>
+        <w:t>4. Състоянието на околното пространство е: ______________________________________________</w:t>
+      </w:r>
+    </w:p>
+    <w:p>
+      <w:pPr>
+        <w:spacing w:before="60" w:after="60"/>
+        <w:jc w:val="both"/>
+      </w:pPr>
+      <w:r>
+        <w:rPr>
+          <w:rFonts w:ascii="Garamond" w:eastAsia="Garamond" w:hAnsi="Garamond" w:cs="Garamond"/>
+          <w:color w:val="1F2937"/>
+          <w:sz w:val="24"/>
+          <w:szCs w:val="24"/>
+        </w:rPr>
+        <w:t>(описва се състоянието — поземлени имоти, терени, зелени площи, улици, тротоари)</w:t>
+      </w:r>
+    </w:p>
+    <w:p>
+      <w:pPr>
+        <w:spacing w:before="60" w:after="60"/>
+        <w:jc w:val="both"/>
+      </w:pPr>
+      <w:r>
+        <w:rPr>
+          <w:rFonts w:ascii="Garamond" w:eastAsia="Garamond" w:hAnsi="Garamond" w:cs="Garamond"/>
+          <w:color w:val="1F2937"/>
+          <w:sz w:val="24"/>
+          <w:szCs w:val="24"/>
+        </w:rPr>
+        <w:t>5. Предвидените мерки в плана за безопасност и здраве за осигуряване на безопасни и здравословни условия на труд: ______________________________________________</w:t>
+      </w:r>
+    </w:p>
+    <w:p>
+      <w:pPr>
+        <w:spacing w:before="60" w:after="60"/>
+        <w:jc w:val="both"/>
+      </w:pPr>
+      <w:r>
+        <w:rPr>
+          <w:rFonts w:ascii="Garamond" w:eastAsia="Garamond" w:hAnsi="Garamond" w:cs="Garamond"/>
+          <w:color w:val="1F2937"/>
+          <w:sz w:val="24"/>
+          <w:szCs w:val="24"/>
+        </w:rPr>
+      </w:r>
+    </w:p>
+    <w:p>
+      <w:pPr>
+        <w:spacing w:before="60" w:after="60"/>
+        <w:jc w:val="both"/>
+      </w:pPr>
+      <w:r>
+        <w:rPr>
+          <w:rFonts w:ascii="Garamond" w:eastAsia="Garamond" w:hAnsi="Garamond" w:cs="Garamond"/>
+          <w:color w:val="1F2937"/>
+          <w:sz w:val="24"/>
+          <w:szCs w:val="24"/>
+        </w:rPr>
+        <w:t>Забележка при съставяне на раздел I: няма</w:t>
       </w:r>
     </w:p>
     <w:p>
@@ -822,7 +1134,39 @@
           <w:sz w:val="24"/>
           <w:szCs w:val="24"/>
         </w:rPr>
-        <w:t xml:space="preserve">Б.:  </w:t>
+        <w:t>{{Възложател_Подписва_Редове}}</w:t>
+      </w:r>
+      <w:r>
+        <w:rPr>
+          <w:rFonts w:ascii="Garamond" w:eastAsia="Garamond" w:hAnsi="Garamond" w:cs="Garamond"/>
+          <w:color w:val="9CA3AF"/>
+          <w:sz w:val="24"/>
+          <w:szCs w:val="24"/>
+        </w:rPr>
+      </w:r>
+      <w:r>
+        <w:rPr>
+          <w:rFonts w:ascii="Garamond" w:eastAsia="Garamond" w:hAnsi="Garamond" w:cs="Garamond"/>
+          <w:i/>
+          <w:iCs/>
+          <w:color w:val="6B7280"/>
+          <w:sz w:val="24"/>
+          <w:szCs w:val="24"/>
+        </w:rPr>
+      </w:r>
+    </w:p>
+    <w:p>
+      <w:pPr>
+        <w:spacing w:before="120" w:after="60"/>
+      </w:pPr>
+      <w:r>
+        <w:rPr>
+          <w:rFonts w:ascii="Garamond" w:eastAsia="Garamond" w:hAnsi="Garamond" w:cs="Garamond"/>
+          <w:color w:val="2D3561"/>
+          <w:sz w:val="24"/>
+          <w:szCs w:val="24"/>
+        </w:rPr>
+        <w:t xml:space="preserve">В.:  </w:t>
       </w:r>
       <w:r>
         <w:rPr>
@@ -842,41 +1186,39 @@
           <w:sz w:val="24"/>
           <w:szCs w:val="24"/>
         </w:rPr>
-        <w:t>({{Възложител_1и3}})</w:t>
-      </w:r>
-    </w:p>
-    <w:p>
-      <w:pPr>
-        <w:spacing w:before="120" w:after="60"/>
-      </w:pPr>
-      <w:r>
-        <w:rPr>
-          <w:rFonts w:ascii="Garamond" w:eastAsia="Garamond" w:hAnsi="Garamond" w:cs="Garamond"/>
-          <w:color w:val="2D3561"/>
-          <w:sz w:val="24"/>
-          <w:szCs w:val="24"/>
-        </w:rPr>
-        <w:t xml:space="preserve">В.:  </w:t>
-      </w:r>
-      <w:r>
-        <w:rPr>
-          <w:rFonts w:ascii="Garamond" w:eastAsia="Garamond" w:hAnsi="Garamond" w:cs="Garamond"/>
-          <w:color w:val="9CA3AF"/>
-          <w:sz w:val="24"/>
-          <w:szCs w:val="24"/>
-        </w:rPr>
-        <w:t xml:space="preserve">..............................   </w:t>
-      </w:r>
-      <w:r>
-        <w:rPr>
-          <w:rFonts w:ascii="Garamond" w:eastAsia="Garamond" w:hAnsi="Garamond" w:cs="Garamond"/>
-          <w:i/>
-          <w:iCs/>
-          <w:color w:val="6B7280"/>
-          <w:sz w:val="24"/>
-          <w:szCs w:val="24"/>
-        </w:rPr>
         <w:t>({{Строител_Управител_1и3}})</w:t>
+      </w:r>
+    </w:p>
+    <w:p>
+      <w:pPr>
+        <w:spacing w:before="120" w:after="60"/>
+      </w:pPr>
+      <w:r>
+        <w:rPr>
+          <w:rFonts w:ascii="Garamond" w:eastAsia="Garamond" w:hAnsi="Garamond" w:cs="Garamond"/>
+          <w:color w:val="2D3561"/>
+          <w:sz w:val="24"/>
+          <w:szCs w:val="24"/>
+        </w:rPr>
+        <w:t>Г.:  ..............................   (________________)</w:t>
+      </w:r>
+      <w:r>
+        <w:rPr>
+          <w:rFonts w:ascii="Garamond" w:eastAsia="Garamond" w:hAnsi="Garamond" w:cs="Garamond"/>
+          <w:color w:val="9CA3AF"/>
+          <w:sz w:val="24"/>
+          <w:szCs w:val="24"/>
+        </w:rPr>
+      </w:r>
+      <w:r>
+        <w:rPr>
+          <w:rFonts w:ascii="Garamond" w:eastAsia="Garamond" w:hAnsi="Garamond" w:cs="Garamond"/>
+          <w:i/>
+          <w:iCs/>
+          <w:color w:val="6B7280"/>
+          <w:sz w:val="24"/>
+          <w:szCs w:val="24"/>
+        </w:rPr>
       </w:r>
     </w:p>
     <w:p>
@@ -940,31 +1282,52 @@
           <w:sz w:val="24"/>
           <w:szCs w:val="24"/>
         </w:rPr>
-        <w:t>А. Консултанта: {{Консултант_Управител}} — Управител, {{Консултант_Фирма}}</w:t>
-      </w:r>
-    </w:p>
-    <w:p>
-      <w:pPr>
-        <w:spacing w:before="60" w:after="60"/>
-        <w:jc w:val="both"/>
-      </w:pPr>
-      <w:r>
-        <w:rPr>
-          <w:rFonts w:ascii="Garamond" w:eastAsia="Garamond" w:hAnsi="Garamond" w:cs="Garamond"/>
-          <w:color w:val="1F2937"/>
-          <w:sz w:val="24"/>
-          <w:szCs w:val="24"/>
-        </w:rPr>
-        <w:t>Б. Геодезист: {{Гео</w:t>
-      </w:r>
-      <w:r>
-        <w:rPr>
-          <w:rFonts w:ascii="Garamond" w:eastAsia="Garamond" w:hAnsi="Garamond" w:cs="Garamond"/>
-          <w:color w:val="1F2937"/>
-          <w:sz w:val="24"/>
-          <w:szCs w:val="24"/>
-        </w:rPr>
-        <w:t>дезист}} — По част Геодезия</w:t>
+        <w:t>А. Консултант (строителен надзор): {{Консултант_Управител}} — Управител, {{Консултант_Фирма}}</w:t>
+      </w:r>
+    </w:p>
+    <w:p>
+      <w:pPr>
+        <w:spacing w:before="60" w:after="60"/>
+        <w:jc w:val="both"/>
+      </w:pPr>
+      <w:r>
+        <w:rPr>
+          <w:rFonts w:ascii="Garamond" w:eastAsia="Garamond" w:hAnsi="Garamond" w:cs="Garamond"/>
+          <w:color w:val="1F2937"/>
+          <w:sz w:val="24"/>
+          <w:szCs w:val="24"/>
+        </w:rPr>
+        <w:t>Технически ръководител: {{Строител_ТехРък}}</w:t>
+      </w:r>
+    </w:p>
+    <w:p>
+      <w:pPr>
+        <w:spacing w:before="60" w:after="60"/>
+        <w:jc w:val="both"/>
+      </w:pPr>
+      <w:r>
+        <w:rPr>
+          <w:rFonts w:ascii="Garamond" w:eastAsia="Garamond" w:hAnsi="Garamond" w:cs="Garamond"/>
+          <w:color w:val="1F2937"/>
+          <w:sz w:val="24"/>
+          <w:szCs w:val="24"/>
+        </w:rPr>
+        <w:t>в присъствието на:</w:t>
+      </w:r>
+    </w:p>
+    <w:p>
+      <w:pPr>
+        <w:spacing w:before="60" w:after="60"/>
+        <w:jc w:val="both"/>
+      </w:pPr>
+      <w:r>
+        <w:rPr>
+          <w:rFonts w:ascii="Garamond" w:eastAsia="Garamond" w:hAnsi="Garamond" w:cs="Garamond"/>
+          <w:color w:val="1F2937"/>
+          <w:sz w:val="24"/>
+          <w:szCs w:val="24"/>
+        </w:rPr>
+        <w:t>Б. Възложителя: {{Възложител_Блок}}</w:t>
       </w:r>
     </w:p>
     <w:p>
@@ -981,6 +1344,44 @@
         </w:rPr>
         <w:t>В. Строителя: {{Строител_Фирма}}, представлявано от {{Строител_Управител}}</w:t>
       </w:r>
+      <w:r>
+        <w:rPr>
+          <w:rFonts w:ascii="Garamond" w:eastAsia="Garamond" w:hAnsi="Garamond" w:cs="Garamond"/>
+          <w:color w:val="1F2937"/>
+          <w:sz w:val="24"/>
+          <w:szCs w:val="24"/>
+        </w:rPr>
+      </w:r>
+    </w:p>
+    <w:p>
+      <w:pPr>
+        <w:spacing w:before="60" w:after="60"/>
+        <w:jc w:val="both"/>
+      </w:pPr>
+      <w:r>
+        <w:rPr>
+          <w:rFonts w:ascii="Garamond" w:eastAsia="Garamond" w:hAnsi="Garamond" w:cs="Garamond"/>
+          <w:color w:val="1F2937"/>
+          <w:sz w:val="24"/>
+          <w:szCs w:val="24"/>
+        </w:rPr>
+        <w:t>Г. Технически правоспособното физическо лице по част "Геодезия" към лицето, упражняващо строителен надзор: {{Геодезист}}</w:t>
+      </w:r>
+    </w:p>
+    <w:p>
+      <w:pPr>
+        <w:spacing w:before="60" w:after="60"/>
+        <w:jc w:val="both"/>
+      </w:pPr>
+      <w:r>
+        <w:rPr>
+          <w:rFonts w:ascii="Garamond" w:eastAsia="Garamond" w:hAnsi="Garamond" w:cs="Garamond"/>
+          <w:color w:val="1F2937"/>
+          <w:sz w:val="24"/>
+          <w:szCs w:val="24"/>
+        </w:rPr>
+        <w:t>Д. Служител по чл. 223, ал. 2 ЗУТ: ___________________________________________________</w:t>
+      </w:r>
     </w:p>
     <w:p/>
     <w:p>
@@ -995,22 +1396,22 @@
           <w:sz w:val="24"/>
           <w:szCs w:val="24"/>
         </w:rPr>
-        <w:t>удостоверявам, че определих строителна линия и ниво на линейния строеж:</w:t>
-      </w:r>
-    </w:p>
-    <w:p>
-      <w:pPr>
-        <w:spacing w:before="60" w:after="60"/>
-        <w:jc w:val="both"/>
-      </w:pPr>
-      <w:r>
-        <w:rPr>
-          <w:rFonts w:ascii="Garamond" w:eastAsia="Garamond" w:hAnsi="Garamond" w:cs="Garamond"/>
-          <w:color w:val="1F2937"/>
-          <w:sz w:val="24"/>
-          <w:szCs w:val="24"/>
-        </w:rPr>
-        <w:t>{{Строеж}} с местонахождение: {{Адрес}}</w:t>
+        <w:t>съставих този протокол, с който удостоверявам, че определих строителна линия и ниво на строежа ................................................ (канал, водопровод и др.)</w:t>
+      </w:r>
+    </w:p>
+    <w:p>
+      <w:pPr>
+        <w:spacing w:before="60" w:after="60"/>
+        <w:jc w:val="both"/>
+      </w:pPr>
+      <w:r>
+        <w:rPr>
+          <w:rFonts w:ascii="Garamond" w:eastAsia="Garamond" w:hAnsi="Garamond" w:cs="Garamond"/>
+          <w:color w:val="1F2937"/>
+          <w:sz w:val="24"/>
+          <w:szCs w:val="24"/>
+        </w:rPr>
+        <w:t>в урбанизирана територия — по ................................................ (тротоар, улично платно, зелена площ и др.) в квартал(и) № ................ или извън урбанизирана територия — в местност ................................, в землището на гр. (с) ................................, по подробен устройствен план, одобрен със Заповед № ........................ / ........................ г., както следва:</w:t>
       </w:r>
     </w:p>
     <w:p/>
@@ -1026,37 +1427,168 @@
           <w:sz w:val="24"/>
           <w:szCs w:val="24"/>
         </w:rPr>
-        <w:t>Трасировъчен план: ______________________________________________</w:t>
-      </w:r>
-    </w:p>
-    <w:p>
-      <w:pPr>
-        <w:spacing w:before="60" w:after="60"/>
-        <w:jc w:val="both"/>
-      </w:pPr>
-      <w:r>
-        <w:rPr>
-          <w:rFonts w:ascii="Garamond" w:eastAsia="Garamond" w:hAnsi="Garamond" w:cs="Garamond"/>
-          <w:color w:val="1F2937"/>
-          <w:sz w:val="24"/>
-          <w:szCs w:val="24"/>
-        </w:rPr>
-        <w:t>Изходни репери: ______________________________________________</w:t>
-      </w:r>
-    </w:p>
-    <w:p>
-      <w:pPr>
-        <w:spacing w:before="60" w:after="60"/>
-        <w:jc w:val="both"/>
-      </w:pPr>
-      <w:r>
-        <w:rPr>
-          <w:rFonts w:ascii="Garamond" w:eastAsia="Garamond" w:hAnsi="Garamond" w:cs="Garamond"/>
-          <w:color w:val="1F2937"/>
-          <w:sz w:val="24"/>
-          <w:szCs w:val="24"/>
-        </w:rPr>
-        <w:t>Кота на полагане: ________________ м</w:t>
+        <w:t>1. Окомерна скица:</w:t>
+      </w:r>
+    </w:p>
+    <w:p>
+      <w:pPr>
+        <w:spacing w:before="60" w:after="60"/>
+        <w:jc w:val="both"/>
+      </w:pPr>
+      <w:r>
+        <w:rPr>
+          <w:rFonts w:ascii="Garamond" w:eastAsia="Garamond" w:hAnsi="Garamond" w:cs="Garamond"/>
+          <w:b/>
+          <w:color w:val="C00000"/>
+          <w:sz w:val="24"/>
+          <w:szCs w:val="24"/>
+        </w:rPr>
+        <w:t>(окомерна скица с нанесени разстояния от новия строеж до уличните регулационни линии с означение на регулационните и нивелетните репери, както и на местоположението в план на предвидения по проект провод (съоръжение) и разположението му спрямо изградени такива и регулационни репери и др., в т.ч. характерни точки по трасето, съобразно надлъжния профил в план)</w:t>
+      </w:r>
+    </w:p>
+    <w:p>
+      <w:pPr>
+        <w:spacing w:before="60" w:after="60"/>
+        <w:jc w:val="both"/>
+      </w:pPr>
+      <w:r>
+        <w:rPr>
+          <w:rFonts w:ascii="Garamond" w:eastAsia="Garamond" w:hAnsi="Garamond" w:cs="Garamond"/>
+          <w:color w:val="1F2937"/>
+          <w:sz w:val="24"/>
+          <w:szCs w:val="24"/>
+        </w:rPr>
+      </w:r>
+    </w:p>
+    <w:p>
+      <w:pPr>
+        <w:spacing w:before="60" w:after="60"/>
+        <w:jc w:val="both"/>
+      </w:pPr>
+      <w:r>
+        <w:rPr>
+          <w:rFonts w:ascii="Garamond" w:eastAsia="Garamond" w:hAnsi="Garamond" w:cs="Garamond"/>
+          <w:color w:val="1F2937"/>
+          <w:sz w:val="24"/>
+          <w:szCs w:val="24"/>
+        </w:rPr>
+        <w:t>2. Пресича: ______________________________________________</w:t>
+      </w:r>
+    </w:p>
+    <w:p>
+      <w:pPr>
+        <w:spacing w:before="60" w:after="60"/>
+        <w:jc w:val="both"/>
+      </w:pPr>
+      <w:r>
+        <w:rPr>
+          <w:rFonts w:ascii="Garamond" w:eastAsia="Garamond" w:hAnsi="Garamond" w:cs="Garamond"/>
+          <w:color w:val="1F2937"/>
+          <w:sz w:val="24"/>
+          <w:szCs w:val="24"/>
+        </w:rPr>
+      </w:r>
+    </w:p>
+    <w:p>
+      <w:pPr>
+        <w:spacing w:before="60" w:after="60"/>
+        <w:jc w:val="both"/>
+      </w:pPr>
+      <w:r>
+        <w:rPr>
+          <w:rFonts w:ascii="Garamond" w:eastAsia="Garamond" w:hAnsi="Garamond" w:cs="Garamond"/>
+          <w:color w:val="1F2937"/>
+          <w:sz w:val="24"/>
+          <w:szCs w:val="24"/>
+        </w:rPr>
+        <w:t>3. Основни репери:</w:t>
+      </w:r>
+    </w:p>
+    <w:p>
+      <w:pPr>
+        <w:spacing w:before="60" w:after="60"/>
+        <w:jc w:val="both"/>
+      </w:pPr>
+      <w:r>
+        <w:rPr>
+          <w:rFonts w:ascii="Garamond" w:eastAsia="Garamond" w:hAnsi="Garamond" w:cs="Garamond"/>
+          <w:color w:val="1F2937"/>
+          <w:sz w:val="24"/>
+          <w:szCs w:val="24"/>
+        </w:rPr>
+        <w:t>3.1. Регулационен репер № ................................ с координати ................................, кота ................ м</w:t>
+      </w:r>
+    </w:p>
+    <w:p>
+      <w:pPr>
+        <w:spacing w:before="60" w:after="60"/>
+        <w:jc w:val="both"/>
+      </w:pPr>
+      <w:r>
+        <w:rPr>
+          <w:rFonts w:ascii="Garamond" w:eastAsia="Garamond" w:hAnsi="Garamond" w:cs="Garamond"/>
+          <w:color w:val="1F2937"/>
+          <w:sz w:val="24"/>
+          <w:szCs w:val="24"/>
+        </w:rPr>
+        <w:t>3.2. Нивелетен репер № ................................ с кота ................ м</w:t>
+      </w:r>
+    </w:p>
+    <w:p>
+      <w:pPr>
+        <w:spacing w:before="60" w:after="60"/>
+        <w:jc w:val="both"/>
+      </w:pPr>
+      <w:r>
+        <w:rPr>
+          <w:rFonts w:ascii="Garamond" w:eastAsia="Garamond" w:hAnsi="Garamond" w:cs="Garamond"/>
+          <w:color w:val="1F2937"/>
+          <w:sz w:val="24"/>
+          <w:szCs w:val="24"/>
+        </w:rPr>
+      </w:r>
+    </w:p>
+    <w:p>
+      <w:pPr>
+        <w:spacing w:before="60" w:after="60"/>
+        <w:jc w:val="both"/>
+      </w:pPr>
+      <w:r>
+        <w:rPr>
+          <w:rFonts w:ascii="Garamond" w:eastAsia="Garamond" w:hAnsi="Garamond" w:cs="Garamond"/>
+          <w:color w:val="1F2937"/>
+          <w:sz w:val="24"/>
+          <w:szCs w:val="24"/>
+        </w:rPr>
+        <w:t>4. Нивото се определи в точките ................................................, които имат следните нивелетни коти по одобрения проект: ______________________________________________</w:t>
+      </w:r>
+    </w:p>
+    <w:p>
+      <w:pPr>
+        <w:spacing w:before="60" w:after="60"/>
+        <w:jc w:val="both"/>
+      </w:pPr>
+      <w:r>
+        <w:rPr>
+          <w:rFonts w:ascii="Garamond" w:eastAsia="Garamond" w:hAnsi="Garamond" w:cs="Garamond"/>
+          <w:color w:val="1F2937"/>
+          <w:sz w:val="24"/>
+          <w:szCs w:val="24"/>
+        </w:rPr>
+      </w:r>
+    </w:p>
+    <w:p>
+      <w:pPr>
+        <w:spacing w:before="60" w:after="60"/>
+        <w:jc w:val="both"/>
+      </w:pPr>
+      <w:r>
+        <w:rPr>
+          <w:rFonts w:ascii="Garamond" w:eastAsia="Garamond" w:hAnsi="Garamond" w:cs="Garamond"/>
+          <w:color w:val="1F2937"/>
+          <w:sz w:val="24"/>
+          <w:szCs w:val="24"/>
+        </w:rPr>
       </w:r>
     </w:p>
     <w:p>
@@ -1070,6 +1602,26 @@
     <w:p>
       <w:pPr>
         <w:pBdr>
+          <w:bottom w:val="single" w:sz="2" w:space="2" w:color="E5E7EB"/>
+        </w:pBdr>
+        <w:spacing w:before="120" w:after="120"/>
+      </w:pPr>
+      <w:r>
+        <w:t>Забележка при съставяне на раздел II: няма</w:t>
+      </w:r>
+    </w:p>
+    <w:p>
+      <w:pPr>
+        <w:pBdr>
+          <w:bottom w:val="single" w:sz="2" w:space="2" w:color="E5E7EB"/>
+        </w:pBdr>
+        <w:spacing w:before="120" w:after="120"/>
+      </w:pPr>
+      <w:r/>
+    </w:p>
+    <w:p>
+      <w:pPr>
+        <w:pBdr>
           <w:bottom w:val="single" w:sz="2" w:space="2" w:color="FDE8EC"/>
         </w:pBdr>
         <w:spacing w:before="160" w:after="80"/>
@@ -1097,104 +1649,2643 @@
           <w:sz w:val="24"/>
           <w:szCs w:val="24"/>
         </w:rPr>
-        <w:t xml:space="preserve">А.:  </w:t>
-      </w:r>
-      <w:r>
-        <w:rPr>
-          <w:rFonts w:ascii="Garamond" w:eastAsia="Garamond" w:hAnsi="Garamond" w:cs="Garamond"/>
-          <w:color w:val="9CA3AF"/>
-          <w:sz w:val="24"/>
-          <w:szCs w:val="24"/>
-        </w:rPr>
-        <w:t xml:space="preserve">..............................   </w:t>
-      </w:r>
-      <w:r>
-        <w:rPr>
-          <w:rFonts w:ascii="Garamond" w:eastAsia="Garamond" w:hAnsi="Garamond" w:cs="Garamond"/>
-          <w:i/>
-          <w:iCs/>
-          <w:color w:val="6B7280"/>
-          <w:sz w:val="24"/>
-          <w:szCs w:val="24"/>
-        </w:rPr>
-        <w:t>({{Управител_1и3}})</w:t>
-      </w:r>
-    </w:p>
-    <w:p>
-      <w:pPr>
-        <w:spacing w:before="120" w:after="60"/>
-      </w:pPr>
-      <w:r>
-        <w:rPr>
-          <w:rFonts w:ascii="Garamond" w:eastAsia="Garamond" w:hAnsi="Garamond" w:cs="Garamond"/>
-          <w:color w:val="2D3561"/>
-          <w:sz w:val="24"/>
-          <w:szCs w:val="24"/>
-        </w:rPr>
-        <w:t xml:space="preserve">Б. Геодезист:  </w:t>
-      </w:r>
-      <w:r>
-        <w:rPr>
-          <w:rFonts w:ascii="Garamond" w:eastAsia="Garamond" w:hAnsi="Garamond" w:cs="Garamond"/>
-          <w:color w:val="9CA3AF"/>
-          <w:sz w:val="24"/>
-          <w:szCs w:val="24"/>
-        </w:rPr>
-        <w:t>.</w:t>
-      </w:r>
-      <w:r>
-        <w:rPr>
-          <w:rFonts w:ascii="Garamond" w:eastAsia="Garamond" w:hAnsi="Garamond" w:cs="Garamond"/>
-          <w:color w:val="9CA3AF"/>
-          <w:sz w:val="24"/>
-          <w:szCs w:val="24"/>
-        </w:rPr>
-        <w:t xml:space="preserve">.............................   </w:t>
-      </w:r>
-      <w:r>
-        <w:rPr>
-          <w:rFonts w:ascii="Garamond" w:eastAsia="Garamond" w:hAnsi="Garamond" w:cs="Garamond"/>
-          <w:i/>
-          <w:iCs/>
-          <w:color w:val="6B7280"/>
-          <w:sz w:val="24"/>
-          <w:szCs w:val="24"/>
-        </w:rPr>
-        <w:t>({{Геодезист_1и3}})</w:t>
-      </w:r>
-    </w:p>
-    <w:p>
-      <w:pPr>
-        <w:spacing w:before="120" w:after="60"/>
-      </w:pPr>
-      <w:r>
-        <w:rPr>
-          <w:rFonts w:ascii="Garamond" w:eastAsia="Garamond" w:hAnsi="Garamond" w:cs="Garamond"/>
-          <w:color w:val="2D3561"/>
-          <w:sz w:val="24"/>
-          <w:szCs w:val="24"/>
-        </w:rPr>
-        <w:t xml:space="preserve">В. Строител:  </w:t>
-      </w:r>
-      <w:r>
-        <w:rPr>
-          <w:rFonts w:ascii="Garamond" w:eastAsia="Garamond" w:hAnsi="Garamond" w:cs="Garamond"/>
-          <w:color w:val="9CA3AF"/>
-          <w:sz w:val="24"/>
-          <w:szCs w:val="24"/>
-        </w:rPr>
-        <w:t xml:space="preserve">..............................   </w:t>
-      </w:r>
-      <w:r>
-        <w:rPr>
-          <w:rFonts w:ascii="Garamond" w:eastAsia="Garamond" w:hAnsi="Garamond" w:cs="Garamond"/>
-          <w:i/>
-          <w:iCs/>
-          <w:color w:val="6B7280"/>
-          <w:sz w:val="24"/>
-          <w:szCs w:val="24"/>
-        </w:rPr>
-        <w:t>({{Строител_Управител_1и3}})</w:t>
+        <w:t>А. Управител СН:  ..............................   ({{Управител_1и3}})</w:t>
+      </w:r>
+      <w:r>
+        <w:rPr>
+          <w:rFonts w:ascii="Garamond" w:eastAsia="Garamond" w:hAnsi="Garamond" w:cs="Garamond"/>
+          <w:color w:val="9CA3AF"/>
+          <w:sz w:val="24"/>
+          <w:szCs w:val="24"/>
+        </w:rPr>
+      </w:r>
+      <w:r>
+        <w:rPr>
+          <w:rFonts w:ascii="Garamond" w:eastAsia="Garamond" w:hAnsi="Garamond" w:cs="Garamond"/>
+          <w:i/>
+          <w:iCs/>
+          <w:color w:val="6B7280"/>
+          <w:sz w:val="24"/>
+          <w:szCs w:val="24"/>
+        </w:rPr>
+      </w:r>
+    </w:p>
+    <w:p>
+      <w:pPr>
+        <w:spacing w:before="120" w:after="60"/>
+      </w:pPr>
+      <w:r>
+        <w:rPr>
+          <w:rFonts w:ascii="Garamond" w:eastAsia="Garamond" w:hAnsi="Garamond" w:cs="Garamond"/>
+          <w:color w:val="2D3561"/>
+          <w:sz w:val="24"/>
+          <w:szCs w:val="24"/>
+        </w:rPr>
+        <w:t>Техн. ръководител:  ..............................   ({{ТехРък_1и3}})</w:t>
+      </w:r>
+      <w:r>
+        <w:rPr>
+          <w:rFonts w:ascii="Garamond" w:eastAsia="Garamond" w:hAnsi="Garamond" w:cs="Garamond"/>
+          <w:color w:val="9CA3AF"/>
+          <w:sz w:val="24"/>
+          <w:szCs w:val="24"/>
+        </w:rPr>
+      </w:r>
+      <w:r>
+        <w:rPr>
+          <w:rFonts w:ascii="Garamond" w:eastAsia="Garamond" w:hAnsi="Garamond" w:cs="Garamond"/>
+          <w:color w:val="9CA3AF"/>
+          <w:sz w:val="24"/>
+          <w:szCs w:val="24"/>
+        </w:rPr>
+      </w:r>
+      <w:r>
+        <w:rPr>
+          <w:rFonts w:ascii="Garamond" w:eastAsia="Garamond" w:hAnsi="Garamond" w:cs="Garamond"/>
+          <w:i/>
+          <w:iCs/>
+          <w:color w:val="6B7280"/>
+          <w:sz w:val="24"/>
+          <w:szCs w:val="24"/>
+        </w:rPr>
+      </w:r>
+    </w:p>
+    <w:p>
+      <w:pPr>
+        <w:spacing w:before="120" w:after="60"/>
+      </w:pPr>
+      <w:r>
+        <w:rPr>
+          <w:rFonts w:ascii="Garamond" w:eastAsia="Garamond" w:hAnsi="Garamond" w:cs="Garamond"/>
+          <w:color w:val="2D3561"/>
+          <w:sz w:val="24"/>
+          <w:szCs w:val="24"/>
+        </w:rPr>
+        <w:t>ПРИСЪСТВАЛИ:</w:t>
+      </w:r>
+      <w:r>
+        <w:rPr>
+          <w:rFonts w:ascii="Garamond" w:eastAsia="Garamond" w:hAnsi="Garamond" w:cs="Garamond"/>
+          <w:color w:val="9CA3AF"/>
+          <w:sz w:val="24"/>
+          <w:szCs w:val="24"/>
+        </w:rPr>
+      </w:r>
+      <w:r>
+        <w:rPr>
+          <w:rFonts w:ascii="Garamond" w:eastAsia="Garamond" w:hAnsi="Garamond" w:cs="Garamond"/>
+          <w:i/>
+          <w:iCs/>
+          <w:color w:val="6B7280"/>
+          <w:sz w:val="24"/>
+          <w:szCs w:val="24"/>
+        </w:rPr>
+      </w:r>
+    </w:p>
+    <w:p>
+      <w:pPr>
+        <w:spacing w:before="120" w:after="60"/>
+      </w:pPr>
+      <w:r>
+        <w:rPr>
+          <w:rFonts w:ascii="Garamond" w:eastAsia="Garamond" w:hAnsi="Garamond" w:cs="Garamond"/>
+          <w:color w:val="2D3561"/>
+          <w:sz w:val="24"/>
+          <w:szCs w:val="24"/>
+        </w:rPr>
+        <w:t>Б. Възложителя:</w:t>
+      </w:r>
+      <w:r>
+        <w:rPr>
+          <w:rFonts w:ascii="Garamond" w:eastAsia="Garamond" w:hAnsi="Garamond" w:cs="Garamond"/>
+          <w:color w:val="9CA3AF"/>
+          <w:sz w:val="24"/>
+          <w:szCs w:val="24"/>
+        </w:rPr>
+      </w:r>
+      <w:r>
+        <w:rPr>
+          <w:rFonts w:ascii="Garamond" w:eastAsia="Garamond" w:hAnsi="Garamond" w:cs="Garamond"/>
+          <w:i/>
+          <w:iCs/>
+          <w:color w:val="6B7280"/>
+          <w:sz w:val="24"/>
+          <w:szCs w:val="24"/>
+        </w:rPr>
+      </w:r>
+    </w:p>
+    <w:p>
+      <w:pPr>
+        <w:spacing w:before="120" w:after="60"/>
+      </w:pPr>
+      <w:r>
+        <w:rPr>
+          <w:rFonts w:ascii="Garamond" w:eastAsia="Garamond" w:hAnsi="Garamond" w:cs="Garamond"/>
+          <w:color w:val="2D3561"/>
+          <w:sz w:val="24"/>
+          <w:szCs w:val="24"/>
+        </w:rPr>
+        <w:t>{{Възложители_Подписни_Редове}}</w:t>
+      </w:r>
+      <w:r>
+        <w:rPr>
+          <w:rFonts w:ascii="Garamond" w:eastAsia="Garamond" w:hAnsi="Garamond" w:cs="Garamond"/>
+          <w:color w:val="9CA3AF"/>
+          <w:sz w:val="24"/>
+          <w:szCs w:val="24"/>
+        </w:rPr>
+      </w:r>
+      <w:r>
+        <w:rPr>
+          <w:rFonts w:ascii="Garamond" w:eastAsia="Garamond" w:hAnsi="Garamond" w:cs="Garamond"/>
+          <w:i/>
+          <w:iCs/>
+          <w:color w:val="6B7280"/>
+          <w:sz w:val="24"/>
+          <w:szCs w:val="24"/>
+        </w:rPr>
+      </w:r>
+    </w:p>
+    <w:p>
+      <w:pPr>
+        <w:spacing w:before="120" w:after="60"/>
+      </w:pPr>
+      <w:r>
+        <w:rPr>
+          <w:rFonts w:ascii="Garamond" w:eastAsia="Garamond" w:hAnsi="Garamond" w:cs="Garamond"/>
+          <w:color w:val="2D3561"/>
+          <w:sz w:val="24"/>
+          <w:szCs w:val="24"/>
+        </w:rPr>
+        <w:t>В. Строителя:  ..............................   ({{Строител_Управител_1и3}})</w:t>
+      </w:r>
+      <w:r>
+        <w:rPr>
+          <w:rFonts w:ascii="Garamond" w:eastAsia="Garamond" w:hAnsi="Garamond" w:cs="Garamond"/>
+          <w:color w:val="9CA3AF"/>
+          <w:sz w:val="24"/>
+          <w:szCs w:val="24"/>
+        </w:rPr>
+      </w:r>
+      <w:r>
+        <w:rPr>
+          <w:rFonts w:ascii="Garamond" w:eastAsia="Garamond" w:hAnsi="Garamond" w:cs="Garamond"/>
+          <w:i/>
+          <w:iCs/>
+          <w:color w:val="6B7280"/>
+          <w:sz w:val="24"/>
+          <w:szCs w:val="24"/>
+        </w:rPr>
+      </w:r>
+    </w:p>
+    <w:p>
+      <w:pPr>
+        <w:spacing w:before="120" w:after="60"/>
+      </w:pPr>
+      <w:r>
+        <w:rPr>
+          <w:rFonts w:ascii="Garamond" w:eastAsia="Garamond" w:hAnsi="Garamond" w:cs="Garamond"/>
+          <w:color w:val="2D3561"/>
+          <w:sz w:val="24"/>
+          <w:szCs w:val="24"/>
+        </w:rPr>
+        <w:t>Г. Геодезист:  ..............................   ({{Геодезист_1и3}})</w:t>
+      </w:r>
+      <w:r>
+        <w:rPr>
+          <w:rFonts w:ascii="Garamond" w:eastAsia="Garamond" w:hAnsi="Garamond" w:cs="Garamond"/>
+          <w:color w:val="9CA3AF"/>
+          <w:sz w:val="24"/>
+          <w:szCs w:val="24"/>
+        </w:rPr>
+      </w:r>
+      <w:r>
+        <w:rPr>
+          <w:rFonts w:ascii="Garamond" w:eastAsia="Garamond" w:hAnsi="Garamond" w:cs="Garamond"/>
+          <w:i/>
+          <w:iCs/>
+          <w:color w:val="6B7280"/>
+          <w:sz w:val="24"/>
+          <w:szCs w:val="24"/>
+        </w:rPr>
+      </w:r>
+    </w:p>
+    <w:p>
+      <w:pPr>
+        <w:spacing w:before="120" w:after="60"/>
+      </w:pPr>
+      <w:r>
+        <w:rPr>
+          <w:rFonts w:ascii="Garamond" w:eastAsia="Garamond" w:hAnsi="Garamond" w:cs="Garamond"/>
+          <w:color w:val="2D3561"/>
+          <w:sz w:val="24"/>
+          <w:szCs w:val="24"/>
+        </w:rPr>
+        <w:t>Д.:  ..............................   (________________)</w:t>
+      </w:r>
+      <w:r>
+        <w:rPr>
+          <w:rFonts w:ascii="Garamond" w:eastAsia="Garamond" w:hAnsi="Garamond" w:cs="Garamond"/>
+          <w:color w:val="9CA3AF"/>
+          <w:sz w:val="24"/>
+          <w:szCs w:val="24"/>
+        </w:rPr>
+      </w:r>
+      <w:r>
+        <w:rPr>
+          <w:rFonts w:ascii="Garamond" w:eastAsia="Garamond" w:hAnsi="Garamond" w:cs="Garamond"/>
+          <w:i/>
+          <w:iCs/>
+          <w:color w:val="6B7280"/>
+          <w:sz w:val="24"/>
+          <w:szCs w:val="24"/>
+        </w:rPr>
+      </w:r>
+    </w:p>
+    <w:p>
+      <w:pPr>
+        <w:spacing w:before="120" w:after="60"/>
+      </w:pPr>
+      <w:r>
+        <w:rPr>
+          <w:rFonts w:ascii="Garamond" w:eastAsia="Garamond" w:hAnsi="Garamond" w:cs="Garamond"/>
+          <w:color w:val="2D3561"/>
+          <w:sz w:val="24"/>
+          <w:szCs w:val="24"/>
+        </w:rPr>
+      </w:r>
+      <w:r>
+        <w:rPr>
+          <w:rFonts w:ascii="Garamond" w:eastAsia="Garamond" w:hAnsi="Garamond" w:cs="Garamond"/>
+          <w:color w:val="9CA3AF"/>
+          <w:sz w:val="24"/>
+          <w:szCs w:val="24"/>
+        </w:rPr>
+      </w:r>
+      <w:r>
+        <w:rPr>
+          <w:rFonts w:ascii="Garamond" w:eastAsia="Garamond" w:hAnsi="Garamond" w:cs="Garamond"/>
+          <w:i/>
+          <w:iCs/>
+          <w:color w:val="6B7280"/>
+          <w:sz w:val="24"/>
+          <w:szCs w:val="24"/>
+        </w:rPr>
+      </w:r>
+    </w:p>
+    <w:p>
+      <w:pPr>
+        <w:spacing w:before="120" w:after="60"/>
+      </w:pPr>
+      <w:r>
+        <w:rPr>
+          <w:rFonts w:ascii="Garamond" w:eastAsia="Garamond" w:hAnsi="Garamond" w:cs="Garamond"/>
+          <w:color w:val="2D3561"/>
+          <w:sz w:val="24"/>
+          <w:szCs w:val="24"/>
+        </w:rPr>
+        <w:t>══════════════════════════════════════════════════════════════</w:t>
+      </w:r>
+      <w:r>
+        <w:rPr>
+          <w:rFonts w:ascii="Garamond" w:eastAsia="Garamond" w:hAnsi="Garamond" w:cs="Garamond"/>
+          <w:color w:val="9CA3AF"/>
+          <w:sz w:val="24"/>
+          <w:szCs w:val="24"/>
+        </w:rPr>
+      </w:r>
+      <w:r>
+        <w:rPr>
+          <w:rFonts w:ascii="Garamond" w:eastAsia="Garamond" w:hAnsi="Garamond" w:cs="Garamond"/>
+          <w:i/>
+          <w:iCs/>
+          <w:color w:val="6B7280"/>
+          <w:sz w:val="24"/>
+          <w:szCs w:val="24"/>
+        </w:rPr>
+      </w:r>
+    </w:p>
+    <w:p>
+      <w:pPr>
+        <w:spacing w:before="120" w:after="60"/>
+      </w:pPr>
+      <w:r>
+        <w:rPr>
+          <w:rFonts w:ascii="Garamond" w:eastAsia="Garamond" w:hAnsi="Garamond" w:cs="Garamond"/>
+          <w:color w:val="2D3561"/>
+          <w:sz w:val="24"/>
+          <w:szCs w:val="24"/>
+        </w:rPr>
+        <w:t>III. Констатации от извършени проверки при достигане на контролираните проектни нива на проводи и съоръжения</w:t>
+      </w:r>
+      <w:r>
+        <w:rPr>
+          <w:rFonts w:ascii="Garamond" w:eastAsia="Garamond" w:hAnsi="Garamond" w:cs="Garamond"/>
+          <w:color w:val="9CA3AF"/>
+          <w:sz w:val="24"/>
+          <w:szCs w:val="24"/>
+        </w:rPr>
+      </w:r>
+      <w:r>
+        <w:rPr>
+          <w:rFonts w:ascii="Garamond" w:eastAsia="Garamond" w:hAnsi="Garamond" w:cs="Garamond"/>
+          <w:i/>
+          <w:iCs/>
+          <w:color w:val="6B7280"/>
+          <w:sz w:val="24"/>
+          <w:szCs w:val="24"/>
+        </w:rPr>
+      </w:r>
+    </w:p>
+    <w:p>
+      <w:pPr>
+        <w:spacing w:before="120" w:after="60"/>
+      </w:pPr>
+      <w:r>
+        <w:rPr>
+          <w:rFonts w:ascii="Garamond" w:eastAsia="Garamond" w:hAnsi="Garamond" w:cs="Garamond"/>
+          <w:color w:val="2D3561"/>
+          <w:sz w:val="24"/>
+          <w:szCs w:val="24"/>
+        </w:rPr>
+      </w:r>
+      <w:r>
+        <w:rPr>
+          <w:rFonts w:ascii="Garamond" w:eastAsia="Garamond" w:hAnsi="Garamond" w:cs="Garamond"/>
+          <w:color w:val="9CA3AF"/>
+          <w:sz w:val="24"/>
+          <w:szCs w:val="24"/>
+        </w:rPr>
+      </w:r>
+      <w:r>
+        <w:rPr>
+          <w:rFonts w:ascii="Garamond" w:eastAsia="Garamond" w:hAnsi="Garamond" w:cs="Garamond"/>
+          <w:i/>
+          <w:iCs/>
+          <w:color w:val="6B7280"/>
+          <w:sz w:val="24"/>
+          <w:szCs w:val="24"/>
+        </w:rPr>
+      </w:r>
+    </w:p>
+    <w:p>
+      <w:pPr>
+        <w:spacing w:before="120" w:after="60"/>
+      </w:pPr>
+      <w:r>
+        <w:rPr>
+          <w:rFonts w:ascii="Garamond" w:eastAsia="Garamond" w:hAnsi="Garamond" w:cs="Garamond"/>
+          <w:color w:val="2D3561"/>
+          <w:sz w:val="24"/>
+          <w:szCs w:val="24"/>
+        </w:rPr>
+        <w:t>1. Резултати от проверките:</w:t>
+      </w:r>
+      <w:r>
+        <w:rPr>
+          <w:rFonts w:ascii="Garamond" w:eastAsia="Garamond" w:hAnsi="Garamond" w:cs="Garamond"/>
+          <w:color w:val="9CA3AF"/>
+          <w:sz w:val="24"/>
+          <w:szCs w:val="24"/>
+        </w:rPr>
+      </w:r>
+      <w:r>
+        <w:rPr>
+          <w:rFonts w:ascii="Garamond" w:eastAsia="Garamond" w:hAnsi="Garamond" w:cs="Garamond"/>
+          <w:i/>
+          <w:iCs/>
+          <w:color w:val="6B7280"/>
+          <w:sz w:val="24"/>
+          <w:szCs w:val="24"/>
+        </w:rPr>
+      </w:r>
+    </w:p>
+    <w:p>
+      <w:pPr>
+        <w:spacing w:before="120" w:after="60"/>
+      </w:pPr>
+      <w:r>
+        <w:rPr>
+          <w:rFonts w:ascii="Garamond" w:eastAsia="Garamond" w:hAnsi="Garamond" w:cs="Garamond"/>
+          <w:color w:val="2D3561"/>
+          <w:sz w:val="24"/>
+          <w:szCs w:val="24"/>
+        </w:rPr>
+      </w:r>
+      <w:r>
+        <w:rPr>
+          <w:rFonts w:ascii="Garamond" w:eastAsia="Garamond" w:hAnsi="Garamond" w:cs="Garamond"/>
+          <w:color w:val="9CA3AF"/>
+          <w:sz w:val="24"/>
+          <w:szCs w:val="24"/>
+        </w:rPr>
+      </w:r>
+      <w:r>
+        <w:rPr>
+          <w:rFonts w:ascii="Garamond" w:eastAsia="Garamond" w:hAnsi="Garamond" w:cs="Garamond"/>
+          <w:i/>
+          <w:iCs/>
+          <w:color w:val="6B7280"/>
+          <w:sz w:val="24"/>
+          <w:szCs w:val="24"/>
+        </w:rPr>
+      </w:r>
+    </w:p>
+    <w:p>
+      <w:pPr>
+        <w:spacing w:before="120" w:after="60"/>
+      </w:pPr>
+      <w:r>
+        <w:rPr>
+          <w:rFonts w:ascii="Garamond" w:eastAsia="Garamond" w:hAnsi="Garamond" w:cs="Garamond"/>
+          <w:color w:val="2D3561"/>
+          <w:sz w:val="24"/>
+          <w:szCs w:val="24"/>
+        </w:rPr>
+        <w:t>1.1. Проверка при ниво изкоп, кота (коти) ................ (........ м)</w:t>
+      </w:r>
+      <w:r>
+        <w:rPr>
+          <w:rFonts w:ascii="Garamond" w:eastAsia="Garamond" w:hAnsi="Garamond" w:cs="Garamond"/>
+          <w:color w:val="9CA3AF"/>
+          <w:sz w:val="24"/>
+          <w:szCs w:val="24"/>
+        </w:rPr>
+      </w:r>
+      <w:r>
+        <w:rPr>
+          <w:rFonts w:ascii="Garamond" w:eastAsia="Garamond" w:hAnsi="Garamond" w:cs="Garamond"/>
+          <w:i/>
+          <w:iCs/>
+          <w:color w:val="6B7280"/>
+          <w:sz w:val="24"/>
+          <w:szCs w:val="24"/>
+        </w:rPr>
+      </w:r>
+    </w:p>
+    <w:p>
+      <w:pPr>
+        <w:spacing w:before="120" w:after="60"/>
+      </w:pPr>
+      <w:r>
+        <w:rPr>
+          <w:rFonts w:ascii="Garamond" w:eastAsia="Garamond" w:hAnsi="Garamond" w:cs="Garamond"/>
+          <w:color w:val="2D3561"/>
+          <w:sz w:val="24"/>
+          <w:szCs w:val="24"/>
+        </w:rPr>
+        <w:t>Днес, ...................................... г., долуподписаният:</w:t>
+      </w:r>
+      <w:r>
+        <w:rPr>
+          <w:rFonts w:ascii="Garamond" w:eastAsia="Garamond" w:hAnsi="Garamond" w:cs="Garamond"/>
+          <w:color w:val="9CA3AF"/>
+          <w:sz w:val="24"/>
+          <w:szCs w:val="24"/>
+        </w:rPr>
+      </w:r>
+      <w:r>
+        <w:rPr>
+          <w:rFonts w:ascii="Garamond" w:eastAsia="Garamond" w:hAnsi="Garamond" w:cs="Garamond"/>
+          <w:i/>
+          <w:iCs/>
+          <w:color w:val="6B7280"/>
+          <w:sz w:val="24"/>
+          <w:szCs w:val="24"/>
+        </w:rPr>
+      </w:r>
+    </w:p>
+    <w:p>
+      <w:pPr>
+        <w:spacing w:before="120" w:after="60"/>
+      </w:pPr>
+      <w:r>
+        <w:rPr>
+          <w:rFonts w:ascii="Garamond" w:eastAsia="Garamond" w:hAnsi="Garamond" w:cs="Garamond"/>
+          <w:color w:val="2D3561"/>
+          <w:sz w:val="24"/>
+          <w:szCs w:val="24"/>
+        </w:rPr>
+        <w:t>А. Консултант (строителен надзор): {{Управител_1и3}}, квалифицирано лице от списъка на {{Консултант_Фирма}}</w:t>
+      </w:r>
+      <w:r>
+        <w:rPr>
+          <w:rFonts w:ascii="Garamond" w:eastAsia="Garamond" w:hAnsi="Garamond" w:cs="Garamond"/>
+          <w:color w:val="9CA3AF"/>
+          <w:sz w:val="24"/>
+          <w:szCs w:val="24"/>
+        </w:rPr>
+      </w:r>
+      <w:r>
+        <w:rPr>
+          <w:rFonts w:ascii="Garamond" w:eastAsia="Garamond" w:hAnsi="Garamond" w:cs="Garamond"/>
+          <w:i/>
+          <w:iCs/>
+          <w:color w:val="6B7280"/>
+          <w:sz w:val="24"/>
+          <w:szCs w:val="24"/>
+        </w:rPr>
+      </w:r>
+    </w:p>
+    <w:p>
+      <w:pPr>
+        <w:spacing w:before="120" w:after="60"/>
+      </w:pPr>
+      <w:r>
+        <w:rPr>
+          <w:rFonts w:ascii="Garamond" w:eastAsia="Garamond" w:hAnsi="Garamond" w:cs="Garamond"/>
+          <w:color w:val="2D3561"/>
+          <w:sz w:val="24"/>
+          <w:szCs w:val="24"/>
+        </w:rPr>
+        <w:t>Технически ръководител: {{Строител_ТехРък}}</w:t>
+      </w:r>
+      <w:r>
+        <w:rPr>
+          <w:rFonts w:ascii="Garamond" w:eastAsia="Garamond" w:hAnsi="Garamond" w:cs="Garamond"/>
+          <w:color w:val="9CA3AF"/>
+          <w:sz w:val="24"/>
+          <w:szCs w:val="24"/>
+        </w:rPr>
+      </w:r>
+      <w:r>
+        <w:rPr>
+          <w:rFonts w:ascii="Garamond" w:eastAsia="Garamond" w:hAnsi="Garamond" w:cs="Garamond"/>
+          <w:i/>
+          <w:iCs/>
+          <w:color w:val="6B7280"/>
+          <w:sz w:val="24"/>
+          <w:szCs w:val="24"/>
+        </w:rPr>
+      </w:r>
+    </w:p>
+    <w:p>
+      <w:pPr>
+        <w:spacing w:before="120" w:after="60"/>
+      </w:pPr>
+      <w:r>
+        <w:rPr>
+          <w:rFonts w:ascii="Garamond" w:eastAsia="Garamond" w:hAnsi="Garamond" w:cs="Garamond"/>
+          <w:color w:val="2D3561"/>
+          <w:sz w:val="24"/>
+          <w:szCs w:val="24"/>
+        </w:rPr>
+        <w:t>В присъствието на:</w:t>
+      </w:r>
+      <w:r>
+        <w:rPr>
+          <w:rFonts w:ascii="Garamond" w:eastAsia="Garamond" w:hAnsi="Garamond" w:cs="Garamond"/>
+          <w:color w:val="9CA3AF"/>
+          <w:sz w:val="24"/>
+          <w:szCs w:val="24"/>
+        </w:rPr>
+      </w:r>
+      <w:r>
+        <w:rPr>
+          <w:rFonts w:ascii="Garamond" w:eastAsia="Garamond" w:hAnsi="Garamond" w:cs="Garamond"/>
+          <w:i/>
+          <w:iCs/>
+          <w:color w:val="6B7280"/>
+          <w:sz w:val="24"/>
+          <w:szCs w:val="24"/>
+        </w:rPr>
+      </w:r>
+    </w:p>
+    <w:p>
+      <w:pPr>
+        <w:spacing w:before="120" w:after="60"/>
+      </w:pPr>
+      <w:r>
+        <w:rPr>
+          <w:rFonts w:ascii="Garamond" w:eastAsia="Garamond" w:hAnsi="Garamond" w:cs="Garamond"/>
+          <w:color w:val="2D3561"/>
+          <w:sz w:val="24"/>
+          <w:szCs w:val="24"/>
+        </w:rPr>
+        <w:t>Б. Инженер-геолог: ______________________________________________</w:t>
+      </w:r>
+      <w:r>
+        <w:rPr>
+          <w:rFonts w:ascii="Garamond" w:eastAsia="Garamond" w:hAnsi="Garamond" w:cs="Garamond"/>
+          <w:color w:val="9CA3AF"/>
+          <w:sz w:val="24"/>
+          <w:szCs w:val="24"/>
+        </w:rPr>
+      </w:r>
+      <w:r>
+        <w:rPr>
+          <w:rFonts w:ascii="Garamond" w:eastAsia="Garamond" w:hAnsi="Garamond" w:cs="Garamond"/>
+          <w:i/>
+          <w:iCs/>
+          <w:color w:val="6B7280"/>
+          <w:sz w:val="24"/>
+          <w:szCs w:val="24"/>
+        </w:rPr>
+      </w:r>
+    </w:p>
+    <w:p>
+      <w:pPr>
+        <w:spacing w:before="120" w:after="60"/>
+      </w:pPr>
+      <w:r>
+        <w:rPr>
+          <w:rFonts w:ascii="Garamond" w:eastAsia="Garamond" w:hAnsi="Garamond" w:cs="Garamond"/>
+          <w:color w:val="2D3561"/>
+          <w:sz w:val="24"/>
+          <w:szCs w:val="24"/>
+        </w:rPr>
+        <w:t>В. Проектанта по част "Конструктивна" и/или на съответната част: {{ПЖ_Конструктивна_1и3}}</w:t>
+      </w:r>
+      <w:r>
+        <w:rPr>
+          <w:rFonts w:ascii="Garamond" w:eastAsia="Garamond" w:hAnsi="Garamond" w:cs="Garamond"/>
+          <w:color w:val="9CA3AF"/>
+          <w:sz w:val="24"/>
+          <w:szCs w:val="24"/>
+        </w:rPr>
+      </w:r>
+      <w:r>
+        <w:rPr>
+          <w:rFonts w:ascii="Garamond" w:eastAsia="Garamond" w:hAnsi="Garamond" w:cs="Garamond"/>
+          <w:i/>
+          <w:iCs/>
+          <w:color w:val="6B7280"/>
+          <w:sz w:val="24"/>
+          <w:szCs w:val="24"/>
+        </w:rPr>
+      </w:r>
+    </w:p>
+    <w:p>
+      <w:pPr>
+        <w:spacing w:before="120" w:after="60"/>
+      </w:pPr>
+      <w:r>
+        <w:rPr>
+          <w:rFonts w:ascii="Garamond" w:eastAsia="Garamond" w:hAnsi="Garamond" w:cs="Garamond"/>
+          <w:color w:val="2D3561"/>
+          <w:sz w:val="24"/>
+          <w:szCs w:val="24"/>
+        </w:rPr>
+        <w:t>Г. Проектанта на съответния провод: {{ПЖ_Провод}}</w:t>
+      </w:r>
+      <w:r>
+        <w:rPr>
+          <w:rFonts w:ascii="Garamond" w:eastAsia="Garamond" w:hAnsi="Garamond" w:cs="Garamond"/>
+          <w:color w:val="9CA3AF"/>
+          <w:sz w:val="24"/>
+          <w:szCs w:val="24"/>
+        </w:rPr>
+      </w:r>
+      <w:r>
+        <w:rPr>
+          <w:rFonts w:ascii="Garamond" w:eastAsia="Garamond" w:hAnsi="Garamond" w:cs="Garamond"/>
+          <w:i/>
+          <w:iCs/>
+          <w:color w:val="6B7280"/>
+          <w:sz w:val="24"/>
+          <w:szCs w:val="24"/>
+        </w:rPr>
+      </w:r>
+    </w:p>
+    <w:p>
+      <w:pPr>
+        <w:spacing w:before="120" w:after="60"/>
+      </w:pPr>
+      <w:r>
+        <w:rPr>
+          <w:rFonts w:ascii="Garamond" w:eastAsia="Garamond" w:hAnsi="Garamond" w:cs="Garamond"/>
+          <w:color w:val="2D3561"/>
+          <w:sz w:val="24"/>
+          <w:szCs w:val="24"/>
+        </w:rPr>
+        <w:t>Д. Строителя: {{Строител_Фирма}}, представлявано от {{Строител_Управител}}</w:t>
+      </w:r>
+      <w:r>
+        <w:rPr>
+          <w:rFonts w:ascii="Garamond" w:eastAsia="Garamond" w:hAnsi="Garamond" w:cs="Garamond"/>
+          <w:color w:val="9CA3AF"/>
+          <w:sz w:val="24"/>
+          <w:szCs w:val="24"/>
+        </w:rPr>
+      </w:r>
+      <w:r>
+        <w:rPr>
+          <w:rFonts w:ascii="Garamond" w:eastAsia="Garamond" w:hAnsi="Garamond" w:cs="Garamond"/>
+          <w:i/>
+          <w:iCs/>
+          <w:color w:val="6B7280"/>
+          <w:sz w:val="24"/>
+          <w:szCs w:val="24"/>
+        </w:rPr>
+      </w:r>
+    </w:p>
+    <w:p>
+      <w:pPr>
+        <w:spacing w:before="120" w:after="60"/>
+      </w:pPr>
+      <w:r>
+        <w:rPr>
+          <w:rFonts w:ascii="Garamond" w:eastAsia="Garamond" w:hAnsi="Garamond" w:cs="Garamond"/>
+          <w:color w:val="2D3561"/>
+          <w:sz w:val="24"/>
+          <w:szCs w:val="24"/>
+        </w:rPr>
+        <w:t>Е. Технически правоспособното физическо лице по част "Геодезия" към лицето, упражняващо строителен надзор: {{Геодезист}}</w:t>
+      </w:r>
+      <w:r>
+        <w:rPr>
+          <w:rFonts w:ascii="Garamond" w:eastAsia="Garamond" w:hAnsi="Garamond" w:cs="Garamond"/>
+          <w:color w:val="9CA3AF"/>
+          <w:sz w:val="24"/>
+          <w:szCs w:val="24"/>
+        </w:rPr>
+      </w:r>
+      <w:r>
+        <w:rPr>
+          <w:rFonts w:ascii="Garamond" w:eastAsia="Garamond" w:hAnsi="Garamond" w:cs="Garamond"/>
+          <w:i/>
+          <w:iCs/>
+          <w:color w:val="6B7280"/>
+          <w:sz w:val="24"/>
+          <w:szCs w:val="24"/>
+        </w:rPr>
+      </w:r>
+    </w:p>
+    <w:p>
+      <w:pPr>
+        <w:spacing w:before="120" w:after="60"/>
+      </w:pPr>
+      <w:r>
+        <w:rPr>
+          <w:rFonts w:ascii="Garamond" w:eastAsia="Garamond" w:hAnsi="Garamond" w:cs="Garamond"/>
+          <w:color w:val="2D3561"/>
+          <w:sz w:val="24"/>
+          <w:szCs w:val="24"/>
+        </w:rPr>
+      </w:r>
+      <w:r>
+        <w:rPr>
+          <w:rFonts w:ascii="Garamond" w:eastAsia="Garamond" w:hAnsi="Garamond" w:cs="Garamond"/>
+          <w:color w:val="9CA3AF"/>
+          <w:sz w:val="24"/>
+          <w:szCs w:val="24"/>
+        </w:rPr>
+      </w:r>
+      <w:r>
+        <w:rPr>
+          <w:rFonts w:ascii="Garamond" w:eastAsia="Garamond" w:hAnsi="Garamond" w:cs="Garamond"/>
+          <w:i/>
+          <w:iCs/>
+          <w:color w:val="6B7280"/>
+          <w:sz w:val="24"/>
+          <w:szCs w:val="24"/>
+        </w:rPr>
+      </w:r>
+    </w:p>
+    <w:p>
+      <w:pPr>
+        <w:spacing w:before="120" w:after="60"/>
+      </w:pPr>
+      <w:r>
+        <w:rPr>
+          <w:rFonts w:ascii="Garamond" w:eastAsia="Garamond" w:hAnsi="Garamond" w:cs="Garamond"/>
+          <w:color w:val="2D3561"/>
+          <w:sz w:val="24"/>
+          <w:szCs w:val="24"/>
+        </w:rPr>
+        <w:t>след проверка на достигнатото ниво изкоп с проектна кота (проектни коти) ................ установих, че при изпълнението на изкопните работи са достигнати нива, както следва: ............................................................................................................, и че разкритата земна основа отговаря (не отговаря) на предвидената по проект и на изискванията на чл. 169, ал. 1, т. 1 ЗУТ.</w:t>
+      </w:r>
+      <w:r>
+        <w:rPr>
+          <w:rFonts w:ascii="Garamond" w:eastAsia="Garamond" w:hAnsi="Garamond" w:cs="Garamond"/>
+          <w:color w:val="9CA3AF"/>
+          <w:sz w:val="24"/>
+          <w:szCs w:val="24"/>
+        </w:rPr>
+      </w:r>
+      <w:r>
+        <w:rPr>
+          <w:rFonts w:ascii="Garamond" w:eastAsia="Garamond" w:hAnsi="Garamond" w:cs="Garamond"/>
+          <w:i/>
+          <w:iCs/>
+          <w:color w:val="6B7280"/>
+          <w:sz w:val="24"/>
+          <w:szCs w:val="24"/>
+        </w:rPr>
+      </w:r>
+    </w:p>
+    <w:p>
+      <w:pPr>
+        <w:spacing w:before="120" w:after="60"/>
+      </w:pPr>
+      <w:r>
+        <w:rPr>
+          <w:rFonts w:ascii="Garamond" w:eastAsia="Garamond" w:hAnsi="Garamond" w:cs="Garamond"/>
+          <w:color w:val="2D3561"/>
+          <w:sz w:val="24"/>
+          <w:szCs w:val="24"/>
+        </w:rPr>
+      </w:r>
+      <w:r>
+        <w:rPr>
+          <w:rFonts w:ascii="Garamond" w:eastAsia="Garamond" w:hAnsi="Garamond" w:cs="Garamond"/>
+          <w:color w:val="9CA3AF"/>
+          <w:sz w:val="24"/>
+          <w:szCs w:val="24"/>
+        </w:rPr>
+      </w:r>
+      <w:r>
+        <w:rPr>
+          <w:rFonts w:ascii="Garamond" w:eastAsia="Garamond" w:hAnsi="Garamond" w:cs="Garamond"/>
+          <w:i/>
+          <w:iCs/>
+          <w:color w:val="6B7280"/>
+          <w:sz w:val="24"/>
+          <w:szCs w:val="24"/>
+        </w:rPr>
+      </w:r>
+    </w:p>
+    <w:p>
+      <w:pPr>
+        <w:spacing w:before="120" w:after="60"/>
+      </w:pPr>
+      <w:r>
+        <w:rPr>
+          <w:rFonts w:ascii="Garamond" w:eastAsia="Garamond" w:hAnsi="Garamond" w:cs="Garamond"/>
+          <w:color w:val="2D3561"/>
+          <w:sz w:val="24"/>
+          <w:szCs w:val="24"/>
+        </w:rPr>
+        <w:t>Предвидените в плана за безопасност и здраве мерки за укрепване на изкопа и за обезопасяване на строителната площадка са изпълнени (не са изпълнени) по оси: ______________________________________________</w:t>
+      </w:r>
+      <w:r>
+        <w:rPr>
+          <w:rFonts w:ascii="Garamond" w:eastAsia="Garamond" w:hAnsi="Garamond" w:cs="Garamond"/>
+          <w:color w:val="9CA3AF"/>
+          <w:sz w:val="24"/>
+          <w:szCs w:val="24"/>
+        </w:rPr>
+      </w:r>
+      <w:r>
+        <w:rPr>
+          <w:rFonts w:ascii="Garamond" w:eastAsia="Garamond" w:hAnsi="Garamond" w:cs="Garamond"/>
+          <w:i/>
+          <w:iCs/>
+          <w:color w:val="6B7280"/>
+          <w:sz w:val="24"/>
+          <w:szCs w:val="24"/>
+        </w:rPr>
+      </w:r>
+    </w:p>
+    <w:p>
+      <w:pPr>
+        <w:spacing w:before="120" w:after="60"/>
+      </w:pPr>
+      <w:r>
+        <w:rPr>
+          <w:rFonts w:ascii="Garamond" w:eastAsia="Garamond" w:hAnsi="Garamond" w:cs="Garamond"/>
+          <w:color w:val="2D3561"/>
+          <w:sz w:val="24"/>
+          <w:szCs w:val="24"/>
+        </w:rPr>
+      </w:r>
+      <w:r>
+        <w:rPr>
+          <w:rFonts w:ascii="Garamond" w:eastAsia="Garamond" w:hAnsi="Garamond" w:cs="Garamond"/>
+          <w:color w:val="9CA3AF"/>
+          <w:sz w:val="24"/>
+          <w:szCs w:val="24"/>
+        </w:rPr>
+      </w:r>
+      <w:r>
+        <w:rPr>
+          <w:rFonts w:ascii="Garamond" w:eastAsia="Garamond" w:hAnsi="Garamond" w:cs="Garamond"/>
+          <w:i/>
+          <w:iCs/>
+          <w:color w:val="6B7280"/>
+          <w:sz w:val="24"/>
+          <w:szCs w:val="24"/>
+        </w:rPr>
+      </w:r>
+    </w:p>
+    <w:p>
+      <w:pPr>
+        <w:spacing w:before="120" w:after="60"/>
+      </w:pPr>
+      <w:r>
+        <w:rPr>
+          <w:rFonts w:ascii="Garamond" w:eastAsia="Garamond" w:hAnsi="Garamond" w:cs="Garamond"/>
+          <w:color w:val="2D3561"/>
+          <w:sz w:val="24"/>
+          <w:szCs w:val="24"/>
+        </w:rPr>
+        <w:t>Следователно изпълнените СМР:</w:t>
+      </w:r>
+      <w:r>
+        <w:rPr>
+          <w:rFonts w:ascii="Garamond" w:eastAsia="Garamond" w:hAnsi="Garamond" w:cs="Garamond"/>
+          <w:color w:val="9CA3AF"/>
+          <w:sz w:val="24"/>
+          <w:szCs w:val="24"/>
+        </w:rPr>
+      </w:r>
+      <w:r>
+        <w:rPr>
+          <w:rFonts w:ascii="Garamond" w:eastAsia="Garamond" w:hAnsi="Garamond" w:cs="Garamond"/>
+          <w:i/>
+          <w:iCs/>
+          <w:color w:val="6B7280"/>
+          <w:sz w:val="24"/>
+          <w:szCs w:val="24"/>
+        </w:rPr>
+      </w:r>
+    </w:p>
+    <w:p>
+      <w:pPr>
+        <w:spacing w:before="120" w:after="60"/>
+      </w:pPr>
+      <w:r>
+        <w:rPr>
+          <w:rFonts w:ascii="Garamond" w:eastAsia="Garamond" w:hAnsi="Garamond" w:cs="Garamond"/>
+          <w:color w:val="2D3561"/>
+          <w:sz w:val="24"/>
+          <w:szCs w:val="24"/>
+        </w:rPr>
+        <w:t>а) отговарят на предвидените по проект и издадените други строителни книжа;</w:t>
+      </w:r>
+      <w:r>
+        <w:rPr>
+          <w:rFonts w:ascii="Garamond" w:eastAsia="Garamond" w:hAnsi="Garamond" w:cs="Garamond"/>
+          <w:color w:val="9CA3AF"/>
+          <w:sz w:val="24"/>
+          <w:szCs w:val="24"/>
+        </w:rPr>
+      </w:r>
+      <w:r>
+        <w:rPr>
+          <w:rFonts w:ascii="Garamond" w:eastAsia="Garamond" w:hAnsi="Garamond" w:cs="Garamond"/>
+          <w:i/>
+          <w:iCs/>
+          <w:color w:val="6B7280"/>
+          <w:sz w:val="24"/>
+          <w:szCs w:val="24"/>
+        </w:rPr>
+      </w:r>
+    </w:p>
+    <w:p>
+      <w:pPr>
+        <w:spacing w:before="120" w:after="60"/>
+      </w:pPr>
+      <w:r>
+        <w:rPr>
+          <w:rFonts w:ascii="Garamond" w:eastAsia="Garamond" w:hAnsi="Garamond" w:cs="Garamond"/>
+          <w:color w:val="2D3561"/>
+          <w:sz w:val="24"/>
+          <w:szCs w:val="24"/>
+        </w:rPr>
+        <w:t>б) не отговарят на одобрения проект и/или на издадените други строителни книжа, което е съществено (несъществено) отклонение:</w:t>
+      </w:r>
+      <w:r>
+        <w:rPr>
+          <w:rFonts w:ascii="Garamond" w:eastAsia="Garamond" w:hAnsi="Garamond" w:cs="Garamond"/>
+          <w:color w:val="9CA3AF"/>
+          <w:sz w:val="24"/>
+          <w:szCs w:val="24"/>
+        </w:rPr>
+      </w:r>
+      <w:r>
+        <w:rPr>
+          <w:rFonts w:ascii="Garamond" w:eastAsia="Garamond" w:hAnsi="Garamond" w:cs="Garamond"/>
+          <w:i/>
+          <w:iCs/>
+          <w:color w:val="6B7280"/>
+          <w:sz w:val="24"/>
+          <w:szCs w:val="24"/>
+        </w:rPr>
+      </w:r>
+    </w:p>
+    <w:p>
+      <w:pPr>
+        <w:spacing w:before="120" w:after="60"/>
+      </w:pPr>
+      <w:r>
+        <w:rPr>
+          <w:rFonts w:ascii="Garamond" w:eastAsia="Garamond" w:hAnsi="Garamond" w:cs="Garamond"/>
+          <w:color w:val="2D3561"/>
+          <w:sz w:val="24"/>
+          <w:szCs w:val="24"/>
+        </w:rPr>
+        <w:t>............................................................................................................</w:t>
+      </w:r>
+      <w:r>
+        <w:rPr>
+          <w:rFonts w:ascii="Garamond" w:eastAsia="Garamond" w:hAnsi="Garamond" w:cs="Garamond"/>
+          <w:color w:val="9CA3AF"/>
+          <w:sz w:val="24"/>
+          <w:szCs w:val="24"/>
+        </w:rPr>
+      </w:r>
+      <w:r>
+        <w:rPr>
+          <w:rFonts w:ascii="Garamond" w:eastAsia="Garamond" w:hAnsi="Garamond" w:cs="Garamond"/>
+          <w:i/>
+          <w:iCs/>
+          <w:color w:val="6B7280"/>
+          <w:sz w:val="24"/>
+          <w:szCs w:val="24"/>
+        </w:rPr>
+      </w:r>
+    </w:p>
+    <w:p>
+      <w:pPr>
+        <w:spacing w:before="120" w:after="60"/>
+      </w:pPr>
+      <w:r>
+        <w:rPr>
+          <w:rFonts w:ascii="Garamond" w:eastAsia="Garamond" w:hAnsi="Garamond" w:cs="Garamond"/>
+          <w:color w:val="2D3561"/>
+          <w:sz w:val="24"/>
+          <w:szCs w:val="24"/>
+        </w:rPr>
+        <w:t>(описват се отклоненията, в т.ч. изпълненото в отклонение или неизпълненото укрепване)</w:t>
+      </w:r>
+      <w:r>
+        <w:rPr>
+          <w:rFonts w:ascii="Garamond" w:eastAsia="Garamond" w:hAnsi="Garamond" w:cs="Garamond"/>
+          <w:color w:val="9CA3AF"/>
+          <w:sz w:val="24"/>
+          <w:szCs w:val="24"/>
+        </w:rPr>
+      </w:r>
+      <w:r>
+        <w:rPr>
+          <w:rFonts w:ascii="Garamond" w:eastAsia="Garamond" w:hAnsi="Garamond" w:cs="Garamond"/>
+          <w:i/>
+          <w:iCs/>
+          <w:color w:val="6B7280"/>
+          <w:sz w:val="24"/>
+          <w:szCs w:val="24"/>
+        </w:rPr>
+      </w:r>
+    </w:p>
+    <w:p>
+      <w:pPr>
+        <w:spacing w:before="120" w:after="60"/>
+      </w:pPr>
+      <w:r>
+        <w:rPr>
+          <w:rFonts w:ascii="Garamond" w:eastAsia="Garamond" w:hAnsi="Garamond" w:cs="Garamond"/>
+          <w:color w:val="2D3561"/>
+          <w:sz w:val="24"/>
+          <w:szCs w:val="24"/>
+        </w:rPr>
+      </w:r>
+      <w:r>
+        <w:rPr>
+          <w:rFonts w:ascii="Garamond" w:eastAsia="Garamond" w:hAnsi="Garamond" w:cs="Garamond"/>
+          <w:color w:val="9CA3AF"/>
+          <w:sz w:val="24"/>
+          <w:szCs w:val="24"/>
+        </w:rPr>
+      </w:r>
+      <w:r>
+        <w:rPr>
+          <w:rFonts w:ascii="Garamond" w:eastAsia="Garamond" w:hAnsi="Garamond" w:cs="Garamond"/>
+          <w:i/>
+          <w:iCs/>
+          <w:color w:val="6B7280"/>
+          <w:sz w:val="24"/>
+          <w:szCs w:val="24"/>
+        </w:rPr>
+      </w:r>
+    </w:p>
+    <w:p>
+      <w:pPr>
+        <w:spacing w:before="120" w:after="60"/>
+      </w:pPr>
+      <w:r>
+        <w:rPr>
+          <w:rFonts w:ascii="Garamond" w:eastAsia="Garamond" w:hAnsi="Garamond" w:cs="Garamond"/>
+          <w:color w:val="2D3561"/>
+          <w:sz w:val="24"/>
+          <w:szCs w:val="24"/>
+        </w:rPr>
+        <w:t>Разрешавам (не разрешавам) изпълнението на следващите строителни и монтажни работи: ............................................................................................................</w:t>
+      </w:r>
+      <w:r>
+        <w:rPr>
+          <w:rFonts w:ascii="Garamond" w:eastAsia="Garamond" w:hAnsi="Garamond" w:cs="Garamond"/>
+          <w:color w:val="9CA3AF"/>
+          <w:sz w:val="24"/>
+          <w:szCs w:val="24"/>
+        </w:rPr>
+      </w:r>
+      <w:r>
+        <w:rPr>
+          <w:rFonts w:ascii="Garamond" w:eastAsia="Garamond" w:hAnsi="Garamond" w:cs="Garamond"/>
+          <w:i/>
+          <w:iCs/>
+          <w:color w:val="6B7280"/>
+          <w:sz w:val="24"/>
+          <w:szCs w:val="24"/>
+        </w:rPr>
+      </w:r>
+    </w:p>
+    <w:p>
+      <w:pPr>
+        <w:spacing w:before="120" w:after="60"/>
+      </w:pPr>
+      <w:r>
+        <w:rPr>
+          <w:rFonts w:ascii="Garamond" w:eastAsia="Garamond" w:hAnsi="Garamond" w:cs="Garamond"/>
+          <w:color w:val="2D3561"/>
+          <w:sz w:val="24"/>
+          <w:szCs w:val="24"/>
+        </w:rPr>
+        <w:t>(описание на последващите СМР)</w:t>
+      </w:r>
+      <w:r>
+        <w:rPr>
+          <w:rFonts w:ascii="Garamond" w:eastAsia="Garamond" w:hAnsi="Garamond" w:cs="Garamond"/>
+          <w:color w:val="9CA3AF"/>
+          <w:sz w:val="24"/>
+          <w:szCs w:val="24"/>
+        </w:rPr>
+      </w:r>
+      <w:r>
+        <w:rPr>
+          <w:rFonts w:ascii="Garamond" w:eastAsia="Garamond" w:hAnsi="Garamond" w:cs="Garamond"/>
+          <w:i/>
+          <w:iCs/>
+          <w:color w:val="6B7280"/>
+          <w:sz w:val="24"/>
+          <w:szCs w:val="24"/>
+        </w:rPr>
+      </w:r>
+    </w:p>
+    <w:p>
+      <w:pPr>
+        <w:spacing w:before="120" w:after="60"/>
+      </w:pPr>
+      <w:r>
+        <w:rPr>
+          <w:rFonts w:ascii="Garamond" w:eastAsia="Garamond" w:hAnsi="Garamond" w:cs="Garamond"/>
+          <w:color w:val="2D3561"/>
+          <w:sz w:val="24"/>
+          <w:szCs w:val="24"/>
+        </w:rPr>
+      </w:r>
+      <w:r>
+        <w:rPr>
+          <w:rFonts w:ascii="Garamond" w:eastAsia="Garamond" w:hAnsi="Garamond" w:cs="Garamond"/>
+          <w:color w:val="9CA3AF"/>
+          <w:sz w:val="24"/>
+          <w:szCs w:val="24"/>
+        </w:rPr>
+      </w:r>
+      <w:r>
+        <w:rPr>
+          <w:rFonts w:ascii="Garamond" w:eastAsia="Garamond" w:hAnsi="Garamond" w:cs="Garamond"/>
+          <w:i/>
+          <w:iCs/>
+          <w:color w:val="6B7280"/>
+          <w:sz w:val="24"/>
+          <w:szCs w:val="24"/>
+        </w:rPr>
+      </w:r>
+    </w:p>
+    <w:p>
+      <w:pPr>
+        <w:spacing w:before="120" w:after="60"/>
+      </w:pPr>
+      <w:r>
+        <w:rPr>
+          <w:rFonts w:ascii="Garamond" w:eastAsia="Garamond" w:hAnsi="Garamond" w:cs="Garamond"/>
+          <w:color w:val="2D3561"/>
+          <w:sz w:val="24"/>
+          <w:szCs w:val="24"/>
+        </w:rPr>
+        <w:t>Извършил проверката:</w:t>
+      </w:r>
+      <w:r>
+        <w:rPr>
+          <w:rFonts w:ascii="Garamond" w:eastAsia="Garamond" w:hAnsi="Garamond" w:cs="Garamond"/>
+          <w:color w:val="9CA3AF"/>
+          <w:sz w:val="24"/>
+          <w:szCs w:val="24"/>
+        </w:rPr>
+      </w:r>
+      <w:r>
+        <w:rPr>
+          <w:rFonts w:ascii="Garamond" w:eastAsia="Garamond" w:hAnsi="Garamond" w:cs="Garamond"/>
+          <w:i/>
+          <w:iCs/>
+          <w:color w:val="6B7280"/>
+          <w:sz w:val="24"/>
+          <w:szCs w:val="24"/>
+        </w:rPr>
+      </w:r>
+    </w:p>
+    <w:p>
+      <w:pPr>
+        <w:spacing w:before="120" w:after="60"/>
+      </w:pPr>
+      <w:r>
+        <w:rPr>
+          <w:rFonts w:ascii="Garamond" w:eastAsia="Garamond" w:hAnsi="Garamond" w:cs="Garamond"/>
+          <w:color w:val="2D3561"/>
+          <w:sz w:val="24"/>
+          <w:szCs w:val="24"/>
+        </w:rPr>
+        <w:t>А. Управител СН:  ..............................   ({{Управител_1и3}})</w:t>
+      </w:r>
+      <w:r>
+        <w:rPr>
+          <w:rFonts w:ascii="Garamond" w:eastAsia="Garamond" w:hAnsi="Garamond" w:cs="Garamond"/>
+          <w:color w:val="9CA3AF"/>
+          <w:sz w:val="24"/>
+          <w:szCs w:val="24"/>
+        </w:rPr>
+      </w:r>
+      <w:r>
+        <w:rPr>
+          <w:rFonts w:ascii="Garamond" w:eastAsia="Garamond" w:hAnsi="Garamond" w:cs="Garamond"/>
+          <w:i/>
+          <w:iCs/>
+          <w:color w:val="6B7280"/>
+          <w:sz w:val="24"/>
+          <w:szCs w:val="24"/>
+        </w:rPr>
+      </w:r>
+    </w:p>
+    <w:p>
+      <w:pPr>
+        <w:spacing w:before="120" w:after="60"/>
+      </w:pPr>
+      <w:r>
+        <w:rPr>
+          <w:rFonts w:ascii="Garamond" w:eastAsia="Garamond" w:hAnsi="Garamond" w:cs="Garamond"/>
+          <w:color w:val="2D3561"/>
+          <w:sz w:val="24"/>
+          <w:szCs w:val="24"/>
+        </w:rPr>
+        <w:t>Техн. ръководител:  ..............................   ({{ТехРък_1и3}})</w:t>
+      </w:r>
+      <w:r>
+        <w:rPr>
+          <w:rFonts w:ascii="Garamond" w:eastAsia="Garamond" w:hAnsi="Garamond" w:cs="Garamond"/>
+          <w:color w:val="9CA3AF"/>
+          <w:sz w:val="24"/>
+          <w:szCs w:val="24"/>
+        </w:rPr>
+      </w:r>
+      <w:r>
+        <w:rPr>
+          <w:rFonts w:ascii="Garamond" w:eastAsia="Garamond" w:hAnsi="Garamond" w:cs="Garamond"/>
+          <w:i/>
+          <w:iCs/>
+          <w:color w:val="6B7280"/>
+          <w:sz w:val="24"/>
+          <w:szCs w:val="24"/>
+        </w:rPr>
+      </w:r>
+    </w:p>
+    <w:p>
+      <w:pPr>
+        <w:spacing w:before="120" w:after="60"/>
+      </w:pPr>
+      <w:r>
+        <w:rPr>
+          <w:rFonts w:ascii="Garamond" w:eastAsia="Garamond" w:hAnsi="Garamond" w:cs="Garamond"/>
+          <w:color w:val="2D3561"/>
+          <w:sz w:val="24"/>
+          <w:szCs w:val="24"/>
+        </w:rPr>
+        <w:t>Присъствали:</w:t>
+      </w:r>
+      <w:r>
+        <w:rPr>
+          <w:rFonts w:ascii="Garamond" w:eastAsia="Garamond" w:hAnsi="Garamond" w:cs="Garamond"/>
+          <w:color w:val="9CA3AF"/>
+          <w:sz w:val="24"/>
+          <w:szCs w:val="24"/>
+        </w:rPr>
+      </w:r>
+      <w:r>
+        <w:rPr>
+          <w:rFonts w:ascii="Garamond" w:eastAsia="Garamond" w:hAnsi="Garamond" w:cs="Garamond"/>
+          <w:i/>
+          <w:iCs/>
+          <w:color w:val="6B7280"/>
+          <w:sz w:val="24"/>
+          <w:szCs w:val="24"/>
+        </w:rPr>
+      </w:r>
+    </w:p>
+    <w:p>
+      <w:pPr>
+        <w:spacing w:before="120" w:after="60"/>
+      </w:pPr>
+      <w:r>
+        <w:rPr>
+          <w:rFonts w:ascii="Garamond" w:eastAsia="Garamond" w:hAnsi="Garamond" w:cs="Garamond"/>
+          <w:color w:val="2D3561"/>
+          <w:sz w:val="24"/>
+          <w:szCs w:val="24"/>
+        </w:rPr>
+        <w:t>Б. Инженер-геолог:  ..............................   (________________)</w:t>
+      </w:r>
+      <w:r>
+        <w:rPr>
+          <w:rFonts w:ascii="Garamond" w:eastAsia="Garamond" w:hAnsi="Garamond" w:cs="Garamond"/>
+          <w:color w:val="9CA3AF"/>
+          <w:sz w:val="24"/>
+          <w:szCs w:val="24"/>
+        </w:rPr>
+      </w:r>
+      <w:r>
+        <w:rPr>
+          <w:rFonts w:ascii="Garamond" w:eastAsia="Garamond" w:hAnsi="Garamond" w:cs="Garamond"/>
+          <w:i/>
+          <w:iCs/>
+          <w:color w:val="6B7280"/>
+          <w:sz w:val="24"/>
+          <w:szCs w:val="24"/>
+        </w:rPr>
+      </w:r>
+    </w:p>
+    <w:p>
+      <w:pPr>
+        <w:spacing w:before="120" w:after="60"/>
+      </w:pPr>
+      <w:r>
+        <w:rPr>
+          <w:rFonts w:ascii="Garamond" w:eastAsia="Garamond" w:hAnsi="Garamond" w:cs="Garamond"/>
+          <w:color w:val="2D3561"/>
+          <w:sz w:val="24"/>
+          <w:szCs w:val="24"/>
+        </w:rPr>
+        <w:t>В. Проектант "Конструктивна":  ..............................   ({{ПЖ_Конструктивна_1и3}})</w:t>
+      </w:r>
+      <w:r>
+        <w:rPr>
+          <w:rFonts w:ascii="Garamond" w:eastAsia="Garamond" w:hAnsi="Garamond" w:cs="Garamond"/>
+          <w:color w:val="9CA3AF"/>
+          <w:sz w:val="24"/>
+          <w:szCs w:val="24"/>
+        </w:rPr>
+      </w:r>
+      <w:r>
+        <w:rPr>
+          <w:rFonts w:ascii="Garamond" w:eastAsia="Garamond" w:hAnsi="Garamond" w:cs="Garamond"/>
+          <w:i/>
+          <w:iCs/>
+          <w:color w:val="6B7280"/>
+          <w:sz w:val="24"/>
+          <w:szCs w:val="24"/>
+        </w:rPr>
+      </w:r>
+    </w:p>
+    <w:p>
+      <w:pPr>
+        <w:spacing w:before="120" w:after="60"/>
+      </w:pPr>
+      <w:r>
+        <w:rPr>
+          <w:rFonts w:ascii="Garamond" w:eastAsia="Garamond" w:hAnsi="Garamond" w:cs="Garamond"/>
+          <w:color w:val="2D3561"/>
+          <w:sz w:val="24"/>
+          <w:szCs w:val="24"/>
+        </w:rPr>
+        <w:t>Г. Проектант на провода:  ..............................   ({{ПЖ_Провод_1и3}})</w:t>
+      </w:r>
+      <w:r>
+        <w:rPr>
+          <w:rFonts w:ascii="Garamond" w:eastAsia="Garamond" w:hAnsi="Garamond" w:cs="Garamond"/>
+          <w:color w:val="9CA3AF"/>
+          <w:sz w:val="24"/>
+          <w:szCs w:val="24"/>
+        </w:rPr>
+      </w:r>
+      <w:r>
+        <w:rPr>
+          <w:rFonts w:ascii="Garamond" w:eastAsia="Garamond" w:hAnsi="Garamond" w:cs="Garamond"/>
+          <w:i/>
+          <w:iCs/>
+          <w:color w:val="6B7280"/>
+          <w:sz w:val="24"/>
+          <w:szCs w:val="24"/>
+        </w:rPr>
+      </w:r>
+    </w:p>
+    <w:p>
+      <w:pPr>
+        <w:spacing w:before="120" w:after="60"/>
+      </w:pPr>
+      <w:r>
+        <w:rPr>
+          <w:rFonts w:ascii="Garamond" w:eastAsia="Garamond" w:hAnsi="Garamond" w:cs="Garamond"/>
+          <w:color w:val="2D3561"/>
+          <w:sz w:val="24"/>
+          <w:szCs w:val="24"/>
+        </w:rPr>
+        <w:t>Д. Строителя:  ..............................   ({{Строител_Управител_1и3}})</w:t>
+      </w:r>
+      <w:r>
+        <w:rPr>
+          <w:rFonts w:ascii="Garamond" w:eastAsia="Garamond" w:hAnsi="Garamond" w:cs="Garamond"/>
+          <w:color w:val="9CA3AF"/>
+          <w:sz w:val="24"/>
+          <w:szCs w:val="24"/>
+        </w:rPr>
+      </w:r>
+      <w:r>
+        <w:rPr>
+          <w:rFonts w:ascii="Garamond" w:eastAsia="Garamond" w:hAnsi="Garamond" w:cs="Garamond"/>
+          <w:i/>
+          <w:iCs/>
+          <w:color w:val="6B7280"/>
+          <w:sz w:val="24"/>
+          <w:szCs w:val="24"/>
+        </w:rPr>
+      </w:r>
+    </w:p>
+    <w:p>
+      <w:pPr>
+        <w:spacing w:before="120" w:after="60"/>
+      </w:pPr>
+      <w:r>
+        <w:rPr>
+          <w:rFonts w:ascii="Garamond" w:eastAsia="Garamond" w:hAnsi="Garamond" w:cs="Garamond"/>
+          <w:color w:val="2D3561"/>
+          <w:sz w:val="24"/>
+          <w:szCs w:val="24"/>
+        </w:rPr>
+        <w:t>Е. Геодезист:  ..............................   ({{Геодезист_1и3}})</w:t>
+      </w:r>
+      <w:r>
+        <w:rPr>
+          <w:rFonts w:ascii="Garamond" w:eastAsia="Garamond" w:hAnsi="Garamond" w:cs="Garamond"/>
+          <w:color w:val="9CA3AF"/>
+          <w:sz w:val="24"/>
+          <w:szCs w:val="24"/>
+        </w:rPr>
+      </w:r>
+      <w:r>
+        <w:rPr>
+          <w:rFonts w:ascii="Garamond" w:eastAsia="Garamond" w:hAnsi="Garamond" w:cs="Garamond"/>
+          <w:i/>
+          <w:iCs/>
+          <w:color w:val="6B7280"/>
+          <w:sz w:val="24"/>
+          <w:szCs w:val="24"/>
+        </w:rPr>
+      </w:r>
+    </w:p>
+    <w:p>
+      <w:pPr>
+        <w:spacing w:before="120" w:after="60"/>
+      </w:pPr>
+      <w:r>
+        <w:rPr>
+          <w:rFonts w:ascii="Garamond" w:eastAsia="Garamond" w:hAnsi="Garamond" w:cs="Garamond"/>
+          <w:color w:val="2D3561"/>
+          <w:sz w:val="24"/>
+          <w:szCs w:val="24"/>
+        </w:rPr>
+      </w:r>
+      <w:r>
+        <w:rPr>
+          <w:rFonts w:ascii="Garamond" w:eastAsia="Garamond" w:hAnsi="Garamond" w:cs="Garamond"/>
+          <w:color w:val="9CA3AF"/>
+          <w:sz w:val="24"/>
+          <w:szCs w:val="24"/>
+        </w:rPr>
+      </w:r>
+      <w:r>
+        <w:rPr>
+          <w:rFonts w:ascii="Garamond" w:eastAsia="Garamond" w:hAnsi="Garamond" w:cs="Garamond"/>
+          <w:i/>
+          <w:iCs/>
+          <w:color w:val="6B7280"/>
+          <w:sz w:val="24"/>
+          <w:szCs w:val="24"/>
+        </w:rPr>
+      </w:r>
+    </w:p>
+    <w:p>
+      <w:pPr>
+        <w:spacing w:before="120" w:after="60"/>
+      </w:pPr>
+      <w:r>
+        <w:rPr>
+          <w:rFonts w:ascii="Garamond" w:eastAsia="Garamond" w:hAnsi="Garamond" w:cs="Garamond"/>
+          <w:color w:val="2D3561"/>
+          <w:sz w:val="24"/>
+          <w:szCs w:val="24"/>
+        </w:rPr>
+        <w:t>1.2. Проверка на изпълнения провод (съоръжение) при достигнати проектни нива на кота (коти) ................ (........ м)</w:t>
+      </w:r>
+      <w:r>
+        <w:rPr>
+          <w:rFonts w:ascii="Garamond" w:eastAsia="Garamond" w:hAnsi="Garamond" w:cs="Garamond"/>
+          <w:color w:val="9CA3AF"/>
+          <w:sz w:val="24"/>
+          <w:szCs w:val="24"/>
+        </w:rPr>
+      </w:r>
+      <w:r>
+        <w:rPr>
+          <w:rFonts w:ascii="Garamond" w:eastAsia="Garamond" w:hAnsi="Garamond" w:cs="Garamond"/>
+          <w:i/>
+          <w:iCs/>
+          <w:color w:val="6B7280"/>
+          <w:sz w:val="24"/>
+          <w:szCs w:val="24"/>
+        </w:rPr>
+      </w:r>
+    </w:p>
+    <w:p>
+      <w:pPr>
+        <w:spacing w:before="120" w:after="60"/>
+      </w:pPr>
+      <w:r>
+        <w:rPr>
+          <w:rFonts w:ascii="Garamond" w:eastAsia="Garamond" w:hAnsi="Garamond" w:cs="Garamond"/>
+          <w:color w:val="2D3561"/>
+          <w:sz w:val="24"/>
+          <w:szCs w:val="24"/>
+        </w:rPr>
+        <w:t>Днес, ...................................... г., долуподписаният:</w:t>
+      </w:r>
+      <w:r>
+        <w:rPr>
+          <w:rFonts w:ascii="Garamond" w:eastAsia="Garamond" w:hAnsi="Garamond" w:cs="Garamond"/>
+          <w:color w:val="9CA3AF"/>
+          <w:sz w:val="24"/>
+          <w:szCs w:val="24"/>
+        </w:rPr>
+      </w:r>
+      <w:r>
+        <w:rPr>
+          <w:rFonts w:ascii="Garamond" w:eastAsia="Garamond" w:hAnsi="Garamond" w:cs="Garamond"/>
+          <w:i/>
+          <w:iCs/>
+          <w:color w:val="6B7280"/>
+          <w:sz w:val="24"/>
+          <w:szCs w:val="24"/>
+        </w:rPr>
+      </w:r>
+    </w:p>
+    <w:p>
+      <w:pPr>
+        <w:spacing w:before="120" w:after="60"/>
+      </w:pPr>
+      <w:r>
+        <w:rPr>
+          <w:rFonts w:ascii="Garamond" w:eastAsia="Garamond" w:hAnsi="Garamond" w:cs="Garamond"/>
+          <w:color w:val="2D3561"/>
+          <w:sz w:val="24"/>
+          <w:szCs w:val="24"/>
+        </w:rPr>
+        <w:t>А. Консултант (строителен надзор): {{Управител_1и3}}, квалифицирано лице от списъка на {{Консултант_Фирма}}</w:t>
+      </w:r>
+      <w:r>
+        <w:rPr>
+          <w:rFonts w:ascii="Garamond" w:eastAsia="Garamond" w:hAnsi="Garamond" w:cs="Garamond"/>
+          <w:color w:val="9CA3AF"/>
+          <w:sz w:val="24"/>
+          <w:szCs w:val="24"/>
+        </w:rPr>
+      </w:r>
+      <w:r>
+        <w:rPr>
+          <w:rFonts w:ascii="Garamond" w:eastAsia="Garamond" w:hAnsi="Garamond" w:cs="Garamond"/>
+          <w:i/>
+          <w:iCs/>
+          <w:color w:val="6B7280"/>
+          <w:sz w:val="24"/>
+          <w:szCs w:val="24"/>
+        </w:rPr>
+      </w:r>
+    </w:p>
+    <w:p>
+      <w:pPr>
+        <w:spacing w:before="120" w:after="60"/>
+      </w:pPr>
+      <w:r>
+        <w:rPr>
+          <w:rFonts w:ascii="Garamond" w:eastAsia="Garamond" w:hAnsi="Garamond" w:cs="Garamond"/>
+          <w:color w:val="2D3561"/>
+          <w:sz w:val="24"/>
+          <w:szCs w:val="24"/>
+        </w:rPr>
+        <w:t>Технически ръководител: {{Строител_ТехРък}}</w:t>
+      </w:r>
+      <w:r>
+        <w:rPr>
+          <w:rFonts w:ascii="Garamond" w:eastAsia="Garamond" w:hAnsi="Garamond" w:cs="Garamond"/>
+          <w:color w:val="9CA3AF"/>
+          <w:sz w:val="24"/>
+          <w:szCs w:val="24"/>
+        </w:rPr>
+      </w:r>
+      <w:r>
+        <w:rPr>
+          <w:rFonts w:ascii="Garamond" w:eastAsia="Garamond" w:hAnsi="Garamond" w:cs="Garamond"/>
+          <w:i/>
+          <w:iCs/>
+          <w:color w:val="6B7280"/>
+          <w:sz w:val="24"/>
+          <w:szCs w:val="24"/>
+        </w:rPr>
+      </w:r>
+    </w:p>
+    <w:p>
+      <w:pPr>
+        <w:spacing w:before="120" w:after="60"/>
+      </w:pPr>
+      <w:r>
+        <w:rPr>
+          <w:rFonts w:ascii="Garamond" w:eastAsia="Garamond" w:hAnsi="Garamond" w:cs="Garamond"/>
+          <w:color w:val="2D3561"/>
+          <w:sz w:val="24"/>
+          <w:szCs w:val="24"/>
+        </w:rPr>
+        <w:t>в присъствието на:</w:t>
+      </w:r>
+      <w:r>
+        <w:rPr>
+          <w:rFonts w:ascii="Garamond" w:eastAsia="Garamond" w:hAnsi="Garamond" w:cs="Garamond"/>
+          <w:color w:val="9CA3AF"/>
+          <w:sz w:val="24"/>
+          <w:szCs w:val="24"/>
+        </w:rPr>
+      </w:r>
+      <w:r>
+        <w:rPr>
+          <w:rFonts w:ascii="Garamond" w:eastAsia="Garamond" w:hAnsi="Garamond" w:cs="Garamond"/>
+          <w:i/>
+          <w:iCs/>
+          <w:color w:val="6B7280"/>
+          <w:sz w:val="24"/>
+          <w:szCs w:val="24"/>
+        </w:rPr>
+      </w:r>
+    </w:p>
+    <w:p>
+      <w:pPr>
+        <w:spacing w:before="120" w:after="60"/>
+      </w:pPr>
+      <w:r>
+        <w:rPr>
+          <w:rFonts w:ascii="Garamond" w:eastAsia="Garamond" w:hAnsi="Garamond" w:cs="Garamond"/>
+          <w:color w:val="2D3561"/>
+          <w:sz w:val="24"/>
+          <w:szCs w:val="24"/>
+        </w:rPr>
+        <w:t>Б. Проектанта на съответния провод: {{ПЖ_Провод}}</w:t>
+      </w:r>
+      <w:r>
+        <w:rPr>
+          <w:rFonts w:ascii="Garamond" w:eastAsia="Garamond" w:hAnsi="Garamond" w:cs="Garamond"/>
+          <w:color w:val="9CA3AF"/>
+          <w:sz w:val="24"/>
+          <w:szCs w:val="24"/>
+        </w:rPr>
+      </w:r>
+      <w:r>
+        <w:rPr>
+          <w:rFonts w:ascii="Garamond" w:eastAsia="Garamond" w:hAnsi="Garamond" w:cs="Garamond"/>
+          <w:i/>
+          <w:iCs/>
+          <w:color w:val="6B7280"/>
+          <w:sz w:val="24"/>
+          <w:szCs w:val="24"/>
+        </w:rPr>
+      </w:r>
+    </w:p>
+    <w:p>
+      <w:pPr>
+        <w:spacing w:before="120" w:after="60"/>
+      </w:pPr>
+      <w:r>
+        <w:rPr>
+          <w:rFonts w:ascii="Garamond" w:eastAsia="Garamond" w:hAnsi="Garamond" w:cs="Garamond"/>
+          <w:color w:val="2D3561"/>
+          <w:sz w:val="24"/>
+          <w:szCs w:val="24"/>
+        </w:rPr>
+        <w:t>В. Строителя: {{Строител_Фирма}}, представлявано от {{Строител_Управител}}</w:t>
+      </w:r>
+      <w:r>
+        <w:rPr>
+          <w:rFonts w:ascii="Garamond" w:eastAsia="Garamond" w:hAnsi="Garamond" w:cs="Garamond"/>
+          <w:color w:val="9CA3AF"/>
+          <w:sz w:val="24"/>
+          <w:szCs w:val="24"/>
+        </w:rPr>
+      </w:r>
+      <w:r>
+        <w:rPr>
+          <w:rFonts w:ascii="Garamond" w:eastAsia="Garamond" w:hAnsi="Garamond" w:cs="Garamond"/>
+          <w:i/>
+          <w:iCs/>
+          <w:color w:val="6B7280"/>
+          <w:sz w:val="24"/>
+          <w:szCs w:val="24"/>
+        </w:rPr>
+      </w:r>
+    </w:p>
+    <w:p>
+      <w:pPr>
+        <w:spacing w:before="120" w:after="60"/>
+      </w:pPr>
+      <w:r>
+        <w:rPr>
+          <w:rFonts w:ascii="Garamond" w:eastAsia="Garamond" w:hAnsi="Garamond" w:cs="Garamond"/>
+          <w:color w:val="2D3561"/>
+          <w:sz w:val="24"/>
+          <w:szCs w:val="24"/>
+        </w:rPr>
+        <w:t>Г. Технически правоспособното физическо лице по част "Геодезия" към лицето, упражняващо строителен надзор: {{Геодезист}}</w:t>
+      </w:r>
+      <w:r>
+        <w:rPr>
+          <w:rFonts w:ascii="Garamond" w:eastAsia="Garamond" w:hAnsi="Garamond" w:cs="Garamond"/>
+          <w:color w:val="9CA3AF"/>
+          <w:sz w:val="24"/>
+          <w:szCs w:val="24"/>
+        </w:rPr>
+      </w:r>
+      <w:r>
+        <w:rPr>
+          <w:rFonts w:ascii="Garamond" w:eastAsia="Garamond" w:hAnsi="Garamond" w:cs="Garamond"/>
+          <w:i/>
+          <w:iCs/>
+          <w:color w:val="6B7280"/>
+          <w:sz w:val="24"/>
+          <w:szCs w:val="24"/>
+        </w:rPr>
+      </w:r>
+    </w:p>
+    <w:p>
+      <w:pPr>
+        <w:spacing w:before="120" w:after="60"/>
+      </w:pPr>
+      <w:r>
+        <w:rPr>
+          <w:rFonts w:ascii="Garamond" w:eastAsia="Garamond" w:hAnsi="Garamond" w:cs="Garamond"/>
+          <w:color w:val="2D3561"/>
+          <w:sz w:val="24"/>
+          <w:szCs w:val="24"/>
+        </w:rPr>
+      </w:r>
+      <w:r>
+        <w:rPr>
+          <w:rFonts w:ascii="Garamond" w:eastAsia="Garamond" w:hAnsi="Garamond" w:cs="Garamond"/>
+          <w:color w:val="9CA3AF"/>
+          <w:sz w:val="24"/>
+          <w:szCs w:val="24"/>
+        </w:rPr>
+      </w:r>
+      <w:r>
+        <w:rPr>
+          <w:rFonts w:ascii="Garamond" w:eastAsia="Garamond" w:hAnsi="Garamond" w:cs="Garamond"/>
+          <w:i/>
+          <w:iCs/>
+          <w:color w:val="6B7280"/>
+          <w:sz w:val="24"/>
+          <w:szCs w:val="24"/>
+        </w:rPr>
+      </w:r>
+    </w:p>
+    <w:p>
+      <w:pPr>
+        <w:spacing w:before="120" w:after="60"/>
+      </w:pPr>
+      <w:r>
+        <w:rPr>
+          <w:rFonts w:ascii="Garamond" w:eastAsia="Garamond" w:hAnsi="Garamond" w:cs="Garamond"/>
+          <w:color w:val="2D3561"/>
+          <w:sz w:val="24"/>
+          <w:szCs w:val="24"/>
+        </w:rPr>
+        <w:t>след проверка на достигнатото ниво на провод (съоръжение) с проектна кота (проектни коти) ................................, установих, че при изпълнението на СМР определените строителни линии и нива:</w:t>
+      </w:r>
+      <w:r>
+        <w:rPr>
+          <w:rFonts w:ascii="Garamond" w:eastAsia="Garamond" w:hAnsi="Garamond" w:cs="Garamond"/>
+          <w:color w:val="9CA3AF"/>
+          <w:sz w:val="24"/>
+          <w:szCs w:val="24"/>
+        </w:rPr>
+      </w:r>
+      <w:r>
+        <w:rPr>
+          <w:rFonts w:ascii="Garamond" w:eastAsia="Garamond" w:hAnsi="Garamond" w:cs="Garamond"/>
+          <w:i/>
+          <w:iCs/>
+          <w:color w:val="6B7280"/>
+          <w:sz w:val="24"/>
+          <w:szCs w:val="24"/>
+        </w:rPr>
+      </w:r>
+    </w:p>
+    <w:p>
+      <w:pPr>
+        <w:spacing w:before="120" w:after="60"/>
+      </w:pPr>
+      <w:r>
+        <w:rPr>
+          <w:rFonts w:ascii="Garamond" w:eastAsia="Garamond" w:hAnsi="Garamond" w:cs="Garamond"/>
+          <w:color w:val="2D3561"/>
+          <w:sz w:val="24"/>
+          <w:szCs w:val="24"/>
+        </w:rPr>
+        <w:t>а) отговарят на предвидените по проект и на издадените други строителни книжа;</w:t>
+      </w:r>
+      <w:r>
+        <w:rPr>
+          <w:rFonts w:ascii="Garamond" w:eastAsia="Garamond" w:hAnsi="Garamond" w:cs="Garamond"/>
+          <w:color w:val="9CA3AF"/>
+          <w:sz w:val="24"/>
+          <w:szCs w:val="24"/>
+        </w:rPr>
+      </w:r>
+      <w:r>
+        <w:rPr>
+          <w:rFonts w:ascii="Garamond" w:eastAsia="Garamond" w:hAnsi="Garamond" w:cs="Garamond"/>
+          <w:i/>
+          <w:iCs/>
+          <w:color w:val="6B7280"/>
+          <w:sz w:val="24"/>
+          <w:szCs w:val="24"/>
+        </w:rPr>
+      </w:r>
+    </w:p>
+    <w:p>
+      <w:pPr>
+        <w:spacing w:before="120" w:after="60"/>
+      </w:pPr>
+      <w:r>
+        <w:rPr>
+          <w:rFonts w:ascii="Garamond" w:eastAsia="Garamond" w:hAnsi="Garamond" w:cs="Garamond"/>
+          <w:color w:val="2D3561"/>
+          <w:sz w:val="24"/>
+          <w:szCs w:val="24"/>
+        </w:rPr>
+        <w:t>б) не отговарят на одобрения проект, като отклонения са констатирани при: ............................................................................................................</w:t>
+      </w:r>
+      <w:r>
+        <w:rPr>
+          <w:rFonts w:ascii="Garamond" w:eastAsia="Garamond" w:hAnsi="Garamond" w:cs="Garamond"/>
+          <w:color w:val="9CA3AF"/>
+          <w:sz w:val="24"/>
+          <w:szCs w:val="24"/>
+        </w:rPr>
+      </w:r>
+      <w:r>
+        <w:rPr>
+          <w:rFonts w:ascii="Garamond" w:eastAsia="Garamond" w:hAnsi="Garamond" w:cs="Garamond"/>
+          <w:i/>
+          <w:iCs/>
+          <w:color w:val="6B7280"/>
+          <w:sz w:val="24"/>
+          <w:szCs w:val="24"/>
+        </w:rPr>
+      </w:r>
+    </w:p>
+    <w:p>
+      <w:pPr>
+        <w:spacing w:before="120" w:after="60"/>
+      </w:pPr>
+      <w:r>
+        <w:rPr>
+          <w:rFonts w:ascii="Garamond" w:eastAsia="Garamond" w:hAnsi="Garamond" w:cs="Garamond"/>
+          <w:color w:val="2D3561"/>
+          <w:sz w:val="24"/>
+          <w:szCs w:val="24"/>
+        </w:rPr>
+        <w:t>което е съществено (несъществено) отклонение от проекта и др. строителни книжа.</w:t>
+      </w:r>
+      <w:r>
+        <w:rPr>
+          <w:rFonts w:ascii="Garamond" w:eastAsia="Garamond" w:hAnsi="Garamond" w:cs="Garamond"/>
+          <w:color w:val="9CA3AF"/>
+          <w:sz w:val="24"/>
+          <w:szCs w:val="24"/>
+        </w:rPr>
+      </w:r>
+      <w:r>
+        <w:rPr>
+          <w:rFonts w:ascii="Garamond" w:eastAsia="Garamond" w:hAnsi="Garamond" w:cs="Garamond"/>
+          <w:i/>
+          <w:iCs/>
+          <w:color w:val="6B7280"/>
+          <w:sz w:val="24"/>
+          <w:szCs w:val="24"/>
+        </w:rPr>
+      </w:r>
+    </w:p>
+    <w:p>
+      <w:pPr>
+        <w:spacing w:before="120" w:after="60"/>
+      </w:pPr>
+      <w:r>
+        <w:rPr>
+          <w:rFonts w:ascii="Garamond" w:eastAsia="Garamond" w:hAnsi="Garamond" w:cs="Garamond"/>
+          <w:color w:val="2D3561"/>
+          <w:sz w:val="24"/>
+          <w:szCs w:val="24"/>
+        </w:rPr>
+      </w:r>
+      <w:r>
+        <w:rPr>
+          <w:rFonts w:ascii="Garamond" w:eastAsia="Garamond" w:hAnsi="Garamond" w:cs="Garamond"/>
+          <w:color w:val="9CA3AF"/>
+          <w:sz w:val="24"/>
+          <w:szCs w:val="24"/>
+        </w:rPr>
+      </w:r>
+      <w:r>
+        <w:rPr>
+          <w:rFonts w:ascii="Garamond" w:eastAsia="Garamond" w:hAnsi="Garamond" w:cs="Garamond"/>
+          <w:i/>
+          <w:iCs/>
+          <w:color w:val="6B7280"/>
+          <w:sz w:val="24"/>
+          <w:szCs w:val="24"/>
+        </w:rPr>
+      </w:r>
+    </w:p>
+    <w:p>
+      <w:pPr>
+        <w:spacing w:before="120" w:after="60"/>
+      </w:pPr>
+      <w:r>
+        <w:rPr>
+          <w:rFonts w:ascii="Garamond" w:eastAsia="Garamond" w:hAnsi="Garamond" w:cs="Garamond"/>
+          <w:color w:val="2D3561"/>
+          <w:sz w:val="24"/>
+          <w:szCs w:val="24"/>
+        </w:rPr>
+        <w:t>Предвидените в плана за безопасност и здраве мерки са изпълнени (не са изпълнени): ______________________________________________</w:t>
+      </w:r>
+      <w:r>
+        <w:rPr>
+          <w:rFonts w:ascii="Garamond" w:eastAsia="Garamond" w:hAnsi="Garamond" w:cs="Garamond"/>
+          <w:color w:val="9CA3AF"/>
+          <w:sz w:val="24"/>
+          <w:szCs w:val="24"/>
+        </w:rPr>
+      </w:r>
+      <w:r>
+        <w:rPr>
+          <w:rFonts w:ascii="Garamond" w:eastAsia="Garamond" w:hAnsi="Garamond" w:cs="Garamond"/>
+          <w:i/>
+          <w:iCs/>
+          <w:color w:val="6B7280"/>
+          <w:sz w:val="24"/>
+          <w:szCs w:val="24"/>
+        </w:rPr>
+      </w:r>
+    </w:p>
+    <w:p>
+      <w:pPr>
+        <w:spacing w:before="120" w:after="60"/>
+      </w:pPr>
+      <w:r>
+        <w:rPr>
+          <w:rFonts w:ascii="Garamond" w:eastAsia="Garamond" w:hAnsi="Garamond" w:cs="Garamond"/>
+          <w:color w:val="2D3561"/>
+          <w:sz w:val="24"/>
+          <w:szCs w:val="24"/>
+        </w:rPr>
+      </w:r>
+      <w:r>
+        <w:rPr>
+          <w:rFonts w:ascii="Garamond" w:eastAsia="Garamond" w:hAnsi="Garamond" w:cs="Garamond"/>
+          <w:color w:val="9CA3AF"/>
+          <w:sz w:val="24"/>
+          <w:szCs w:val="24"/>
+        </w:rPr>
+      </w:r>
+      <w:r>
+        <w:rPr>
+          <w:rFonts w:ascii="Garamond" w:eastAsia="Garamond" w:hAnsi="Garamond" w:cs="Garamond"/>
+          <w:i/>
+          <w:iCs/>
+          <w:color w:val="6B7280"/>
+          <w:sz w:val="24"/>
+          <w:szCs w:val="24"/>
+        </w:rPr>
+      </w:r>
+    </w:p>
+    <w:p>
+      <w:pPr>
+        <w:spacing w:before="120" w:after="60"/>
+      </w:pPr>
+      <w:r>
+        <w:rPr>
+          <w:rFonts w:ascii="Garamond" w:eastAsia="Garamond" w:hAnsi="Garamond" w:cs="Garamond"/>
+          <w:color w:val="2D3561"/>
+          <w:sz w:val="24"/>
+          <w:szCs w:val="24"/>
+        </w:rPr>
+        <w:t>Разрешавам (не разрешавам) изпълнението на следващите строителни и монтажни работи: ............................................................................................................</w:t>
+      </w:r>
+      <w:r>
+        <w:rPr>
+          <w:rFonts w:ascii="Garamond" w:eastAsia="Garamond" w:hAnsi="Garamond" w:cs="Garamond"/>
+          <w:color w:val="9CA3AF"/>
+          <w:sz w:val="24"/>
+          <w:szCs w:val="24"/>
+        </w:rPr>
+      </w:r>
+      <w:r>
+        <w:rPr>
+          <w:rFonts w:ascii="Garamond" w:eastAsia="Garamond" w:hAnsi="Garamond" w:cs="Garamond"/>
+          <w:i/>
+          <w:iCs/>
+          <w:color w:val="6B7280"/>
+          <w:sz w:val="24"/>
+          <w:szCs w:val="24"/>
+        </w:rPr>
+      </w:r>
+    </w:p>
+    <w:p>
+      <w:pPr>
+        <w:spacing w:before="120" w:after="60"/>
+      </w:pPr>
+      <w:r>
+        <w:rPr>
+          <w:rFonts w:ascii="Garamond" w:eastAsia="Garamond" w:hAnsi="Garamond" w:cs="Garamond"/>
+          <w:color w:val="2D3561"/>
+          <w:sz w:val="24"/>
+          <w:szCs w:val="24"/>
+        </w:rPr>
+        <w:t>(описание на последващите СМР)</w:t>
+      </w:r>
+      <w:r>
+        <w:rPr>
+          <w:rFonts w:ascii="Garamond" w:eastAsia="Garamond" w:hAnsi="Garamond" w:cs="Garamond"/>
+          <w:color w:val="9CA3AF"/>
+          <w:sz w:val="24"/>
+          <w:szCs w:val="24"/>
+        </w:rPr>
+      </w:r>
+      <w:r>
+        <w:rPr>
+          <w:rFonts w:ascii="Garamond" w:eastAsia="Garamond" w:hAnsi="Garamond" w:cs="Garamond"/>
+          <w:i/>
+          <w:iCs/>
+          <w:color w:val="6B7280"/>
+          <w:sz w:val="24"/>
+          <w:szCs w:val="24"/>
+        </w:rPr>
+      </w:r>
+    </w:p>
+    <w:p>
+      <w:pPr>
+        <w:spacing w:before="120" w:after="60"/>
+      </w:pPr>
+      <w:r>
+        <w:rPr>
+          <w:rFonts w:ascii="Garamond" w:eastAsia="Garamond" w:hAnsi="Garamond" w:cs="Garamond"/>
+          <w:color w:val="2D3561"/>
+          <w:sz w:val="24"/>
+          <w:szCs w:val="24"/>
+        </w:rPr>
+      </w:r>
+      <w:r>
+        <w:rPr>
+          <w:rFonts w:ascii="Garamond" w:eastAsia="Garamond" w:hAnsi="Garamond" w:cs="Garamond"/>
+          <w:color w:val="9CA3AF"/>
+          <w:sz w:val="24"/>
+          <w:szCs w:val="24"/>
+        </w:rPr>
+      </w:r>
+      <w:r>
+        <w:rPr>
+          <w:rFonts w:ascii="Garamond" w:eastAsia="Garamond" w:hAnsi="Garamond" w:cs="Garamond"/>
+          <w:i/>
+          <w:iCs/>
+          <w:color w:val="6B7280"/>
+          <w:sz w:val="24"/>
+          <w:szCs w:val="24"/>
+        </w:rPr>
+      </w:r>
+    </w:p>
+    <w:p>
+      <w:pPr>
+        <w:spacing w:before="120" w:after="60"/>
+      </w:pPr>
+      <w:r>
+        <w:rPr>
+          <w:rFonts w:ascii="Garamond" w:eastAsia="Garamond" w:hAnsi="Garamond" w:cs="Garamond"/>
+          <w:color w:val="2D3561"/>
+          <w:sz w:val="24"/>
+          <w:szCs w:val="24"/>
+        </w:rPr>
+        <w:t>Извършил проверката:</w:t>
+      </w:r>
+      <w:r>
+        <w:rPr>
+          <w:rFonts w:ascii="Garamond" w:eastAsia="Garamond" w:hAnsi="Garamond" w:cs="Garamond"/>
+          <w:color w:val="9CA3AF"/>
+          <w:sz w:val="24"/>
+          <w:szCs w:val="24"/>
+        </w:rPr>
+      </w:r>
+      <w:r>
+        <w:rPr>
+          <w:rFonts w:ascii="Garamond" w:eastAsia="Garamond" w:hAnsi="Garamond" w:cs="Garamond"/>
+          <w:i/>
+          <w:iCs/>
+          <w:color w:val="6B7280"/>
+          <w:sz w:val="24"/>
+          <w:szCs w:val="24"/>
+        </w:rPr>
+      </w:r>
+    </w:p>
+    <w:p>
+      <w:pPr>
+        <w:spacing w:before="120" w:after="60"/>
+      </w:pPr>
+      <w:r>
+        <w:rPr>
+          <w:rFonts w:ascii="Garamond" w:eastAsia="Garamond" w:hAnsi="Garamond" w:cs="Garamond"/>
+          <w:color w:val="2D3561"/>
+          <w:sz w:val="24"/>
+          <w:szCs w:val="24"/>
+        </w:rPr>
+        <w:t>А. Управител СН:  ..............................   ({{Управител_1и3}})</w:t>
+      </w:r>
+      <w:r>
+        <w:rPr>
+          <w:rFonts w:ascii="Garamond" w:eastAsia="Garamond" w:hAnsi="Garamond" w:cs="Garamond"/>
+          <w:color w:val="9CA3AF"/>
+          <w:sz w:val="24"/>
+          <w:szCs w:val="24"/>
+        </w:rPr>
+      </w:r>
+      <w:r>
+        <w:rPr>
+          <w:rFonts w:ascii="Garamond" w:eastAsia="Garamond" w:hAnsi="Garamond" w:cs="Garamond"/>
+          <w:i/>
+          <w:iCs/>
+          <w:color w:val="6B7280"/>
+          <w:sz w:val="24"/>
+          <w:szCs w:val="24"/>
+        </w:rPr>
+      </w:r>
+    </w:p>
+    <w:p>
+      <w:pPr>
+        <w:spacing w:before="120" w:after="60"/>
+      </w:pPr>
+      <w:r>
+        <w:rPr>
+          <w:rFonts w:ascii="Garamond" w:eastAsia="Garamond" w:hAnsi="Garamond" w:cs="Garamond"/>
+          <w:color w:val="2D3561"/>
+          <w:sz w:val="24"/>
+          <w:szCs w:val="24"/>
+        </w:rPr>
+        <w:t>Техн. ръководител:  ..............................   ({{ТехРък_1и3}})</w:t>
+      </w:r>
+      <w:r>
+        <w:rPr>
+          <w:rFonts w:ascii="Garamond" w:eastAsia="Garamond" w:hAnsi="Garamond" w:cs="Garamond"/>
+          <w:color w:val="9CA3AF"/>
+          <w:sz w:val="24"/>
+          <w:szCs w:val="24"/>
+        </w:rPr>
+      </w:r>
+      <w:r>
+        <w:rPr>
+          <w:rFonts w:ascii="Garamond" w:eastAsia="Garamond" w:hAnsi="Garamond" w:cs="Garamond"/>
+          <w:i/>
+          <w:iCs/>
+          <w:color w:val="6B7280"/>
+          <w:sz w:val="24"/>
+          <w:szCs w:val="24"/>
+        </w:rPr>
+      </w:r>
+    </w:p>
+    <w:p>
+      <w:pPr>
+        <w:spacing w:before="120" w:after="60"/>
+      </w:pPr>
+      <w:r>
+        <w:rPr>
+          <w:rFonts w:ascii="Garamond" w:eastAsia="Garamond" w:hAnsi="Garamond" w:cs="Garamond"/>
+          <w:color w:val="2D3561"/>
+          <w:sz w:val="24"/>
+          <w:szCs w:val="24"/>
+        </w:rPr>
+        <w:t>Присъствали:</w:t>
+      </w:r>
+      <w:r>
+        <w:rPr>
+          <w:rFonts w:ascii="Garamond" w:eastAsia="Garamond" w:hAnsi="Garamond" w:cs="Garamond"/>
+          <w:color w:val="9CA3AF"/>
+          <w:sz w:val="24"/>
+          <w:szCs w:val="24"/>
+        </w:rPr>
+      </w:r>
+      <w:r>
+        <w:rPr>
+          <w:rFonts w:ascii="Garamond" w:eastAsia="Garamond" w:hAnsi="Garamond" w:cs="Garamond"/>
+          <w:i/>
+          <w:iCs/>
+          <w:color w:val="6B7280"/>
+          <w:sz w:val="24"/>
+          <w:szCs w:val="24"/>
+        </w:rPr>
+      </w:r>
+    </w:p>
+    <w:p>
+      <w:pPr>
+        <w:spacing w:before="120" w:after="60"/>
+      </w:pPr>
+      <w:r>
+        <w:rPr>
+          <w:rFonts w:ascii="Garamond" w:eastAsia="Garamond" w:hAnsi="Garamond" w:cs="Garamond"/>
+          <w:color w:val="2D3561"/>
+          <w:sz w:val="24"/>
+          <w:szCs w:val="24"/>
+        </w:rPr>
+        <w:t>Б. Проектант на провода:  ..............................   ({{ПЖ_Провод_1и3}})</w:t>
+      </w:r>
+      <w:r>
+        <w:rPr>
+          <w:rFonts w:ascii="Garamond" w:eastAsia="Garamond" w:hAnsi="Garamond" w:cs="Garamond"/>
+          <w:color w:val="9CA3AF"/>
+          <w:sz w:val="24"/>
+          <w:szCs w:val="24"/>
+        </w:rPr>
+      </w:r>
+      <w:r>
+        <w:rPr>
+          <w:rFonts w:ascii="Garamond" w:eastAsia="Garamond" w:hAnsi="Garamond" w:cs="Garamond"/>
+          <w:i/>
+          <w:iCs/>
+          <w:color w:val="6B7280"/>
+          <w:sz w:val="24"/>
+          <w:szCs w:val="24"/>
+        </w:rPr>
+      </w:r>
+    </w:p>
+    <w:p>
+      <w:pPr>
+        <w:spacing w:before="120" w:after="60"/>
+      </w:pPr>
+      <w:r>
+        <w:rPr>
+          <w:rFonts w:ascii="Garamond" w:eastAsia="Garamond" w:hAnsi="Garamond" w:cs="Garamond"/>
+          <w:color w:val="2D3561"/>
+          <w:sz w:val="24"/>
+          <w:szCs w:val="24"/>
+        </w:rPr>
+        <w:t>В. Строителя:  ..............................   ({{Строител_Управител_1и3}})</w:t>
+      </w:r>
+      <w:r>
+        <w:rPr>
+          <w:rFonts w:ascii="Garamond" w:eastAsia="Garamond" w:hAnsi="Garamond" w:cs="Garamond"/>
+          <w:color w:val="9CA3AF"/>
+          <w:sz w:val="24"/>
+          <w:szCs w:val="24"/>
+        </w:rPr>
+      </w:r>
+      <w:r>
+        <w:rPr>
+          <w:rFonts w:ascii="Garamond" w:eastAsia="Garamond" w:hAnsi="Garamond" w:cs="Garamond"/>
+          <w:i/>
+          <w:iCs/>
+          <w:color w:val="6B7280"/>
+          <w:sz w:val="24"/>
+          <w:szCs w:val="24"/>
+        </w:rPr>
+      </w:r>
+    </w:p>
+    <w:p>
+      <w:pPr>
+        <w:spacing w:before="120" w:after="60"/>
+      </w:pPr>
+      <w:r>
+        <w:rPr>
+          <w:rFonts w:ascii="Garamond" w:eastAsia="Garamond" w:hAnsi="Garamond" w:cs="Garamond"/>
+          <w:color w:val="2D3561"/>
+          <w:sz w:val="24"/>
+          <w:szCs w:val="24"/>
+        </w:rPr>
+        <w:t>Г. Геодезист:  ..............................   ({{Геодезист_1и3}})</w:t>
+      </w:r>
+      <w:r>
+        <w:rPr>
+          <w:rFonts w:ascii="Garamond" w:eastAsia="Garamond" w:hAnsi="Garamond" w:cs="Garamond"/>
+          <w:color w:val="9CA3AF"/>
+          <w:sz w:val="24"/>
+          <w:szCs w:val="24"/>
+        </w:rPr>
+      </w:r>
+      <w:r>
+        <w:rPr>
+          <w:rFonts w:ascii="Garamond" w:eastAsia="Garamond" w:hAnsi="Garamond" w:cs="Garamond"/>
+          <w:i/>
+          <w:iCs/>
+          <w:color w:val="6B7280"/>
+          <w:sz w:val="24"/>
+          <w:szCs w:val="24"/>
+        </w:rPr>
+      </w:r>
+    </w:p>
+    <w:p>
+      <w:pPr>
+        <w:spacing w:before="120" w:after="60"/>
+      </w:pPr>
+      <w:r>
+        <w:rPr>
+          <w:rFonts w:ascii="Garamond" w:eastAsia="Garamond" w:hAnsi="Garamond" w:cs="Garamond"/>
+          <w:color w:val="2D3561"/>
+          <w:sz w:val="24"/>
+          <w:szCs w:val="24"/>
+        </w:rPr>
+      </w:r>
+      <w:r>
+        <w:rPr>
+          <w:rFonts w:ascii="Garamond" w:eastAsia="Garamond" w:hAnsi="Garamond" w:cs="Garamond"/>
+          <w:color w:val="9CA3AF"/>
+          <w:sz w:val="24"/>
+          <w:szCs w:val="24"/>
+        </w:rPr>
+      </w:r>
+      <w:r>
+        <w:rPr>
+          <w:rFonts w:ascii="Garamond" w:eastAsia="Garamond" w:hAnsi="Garamond" w:cs="Garamond"/>
+          <w:i/>
+          <w:iCs/>
+          <w:color w:val="6B7280"/>
+          <w:sz w:val="24"/>
+          <w:szCs w:val="24"/>
+        </w:rPr>
+      </w:r>
+    </w:p>
+    <w:p>
+      <w:pPr>
+        <w:spacing w:before="120" w:after="60"/>
+      </w:pPr>
+      <w:r>
+        <w:rPr>
+          <w:rFonts w:ascii="Garamond" w:eastAsia="Garamond" w:hAnsi="Garamond" w:cs="Garamond"/>
+          <w:color w:val="2D3561"/>
+          <w:sz w:val="24"/>
+          <w:szCs w:val="24"/>
+        </w:rPr>
+        <w:t>Забележки:</w:t>
+      </w:r>
+      <w:r>
+        <w:rPr>
+          <w:rFonts w:ascii="Garamond" w:eastAsia="Garamond" w:hAnsi="Garamond" w:cs="Garamond"/>
+          <w:color w:val="9CA3AF"/>
+          <w:sz w:val="24"/>
+          <w:szCs w:val="24"/>
+        </w:rPr>
+      </w:r>
+      <w:r>
+        <w:rPr>
+          <w:rFonts w:ascii="Garamond" w:eastAsia="Garamond" w:hAnsi="Garamond" w:cs="Garamond"/>
+          <w:i/>
+          <w:iCs/>
+          <w:color w:val="6B7280"/>
+          <w:sz w:val="24"/>
+          <w:szCs w:val="24"/>
+        </w:rPr>
+      </w:r>
+    </w:p>
+    <w:p>
+      <w:pPr>
+        <w:spacing w:before="120" w:after="60"/>
+      </w:pPr>
+      <w:r>
+        <w:rPr>
+          <w:rFonts w:ascii="Garamond" w:eastAsia="Garamond" w:hAnsi="Garamond" w:cs="Garamond"/>
+          <w:color w:val="2D3561"/>
+          <w:sz w:val="24"/>
+          <w:szCs w:val="24"/>
+        </w:rPr>
+        <w:t>1. Всички описани по-горе документи са неразделна част от настоящия протокол. Копия от документите се прилагат към протокола.</w:t>
+      </w:r>
+      <w:r>
+        <w:rPr>
+          <w:rFonts w:ascii="Garamond" w:eastAsia="Garamond" w:hAnsi="Garamond" w:cs="Garamond"/>
+          <w:color w:val="9CA3AF"/>
+          <w:sz w:val="24"/>
+          <w:szCs w:val="24"/>
+        </w:rPr>
+      </w:r>
+      <w:r>
+        <w:rPr>
+          <w:rFonts w:ascii="Garamond" w:eastAsia="Garamond" w:hAnsi="Garamond" w:cs="Garamond"/>
+          <w:i/>
+          <w:iCs/>
+          <w:color w:val="6B7280"/>
+          <w:sz w:val="24"/>
+          <w:szCs w:val="24"/>
+        </w:rPr>
+      </w:r>
+    </w:p>
+    <w:p>
+      <w:pPr>
+        <w:spacing w:before="120" w:after="60"/>
+      </w:pPr>
+      <w:r>
+        <w:rPr>
+          <w:rFonts w:ascii="Garamond" w:eastAsia="Garamond" w:hAnsi="Garamond" w:cs="Garamond"/>
+          <w:color w:val="2D3561"/>
+          <w:sz w:val="24"/>
+          <w:szCs w:val="24"/>
+        </w:rPr>
+        <w:t>2. В тридневен срок след съставяне на раздел II от този протокол лицето, упражняващо строителен надзор, или техническият ръководител — за строежите от пета категория, задължително заверява заповедната книга на строежа, след което строителните и монтажните работи може да започнат. Когато разрешението за строеж е издадено от областния управител или от министъра на регионалното развитие и благоустройството, лицето, упражняващо строителен надзор, е длъжно в тридневен срок от съставянето на раздел II от този протокол да представи в ДНСК заповедната книга на строежа за заверка.</w:t>
+      </w:r>
+      <w:r>
+        <w:rPr>
+          <w:rFonts w:ascii="Garamond" w:eastAsia="Garamond" w:hAnsi="Garamond" w:cs="Garamond"/>
+          <w:color w:val="9CA3AF"/>
+          <w:sz w:val="24"/>
+          <w:szCs w:val="24"/>
+        </w:rPr>
+      </w:r>
+      <w:r>
+        <w:rPr>
+          <w:rFonts w:ascii="Garamond" w:eastAsia="Garamond" w:hAnsi="Garamond" w:cs="Garamond"/>
+          <w:i/>
+          <w:iCs/>
+          <w:color w:val="6B7280"/>
+          <w:sz w:val="24"/>
+          <w:szCs w:val="24"/>
+        </w:rPr>
+      </w:r>
+    </w:p>
+    <w:p>
+      <w:pPr>
+        <w:spacing w:before="120" w:after="60"/>
+      </w:pPr>
+      <w:r>
+        <w:rPr>
+          <w:rFonts w:ascii="Garamond" w:eastAsia="Garamond" w:hAnsi="Garamond" w:cs="Garamond"/>
+          <w:color w:val="2D3561"/>
+          <w:sz w:val="24"/>
+          <w:szCs w:val="24"/>
+        </w:rPr>
+        <w:t>3. Лицето, упражняващо строителен надзор, или техническият ръководител — за строежите от пета категория, отбелязва в протокола, че подземните проводи и съоръжения преди засипването са отразени в специализираните карти и регистри, проектната нивелета е възстановена или е изпълнена настилка.</w:t>
+      </w:r>
+      <w:r>
+        <w:rPr>
+          <w:rFonts w:ascii="Garamond" w:eastAsia="Garamond" w:hAnsi="Garamond" w:cs="Garamond"/>
+          <w:color w:val="9CA3AF"/>
+          <w:sz w:val="24"/>
+          <w:szCs w:val="24"/>
+        </w:rPr>
+      </w:r>
+      <w:r>
+        <w:rPr>
+          <w:rFonts w:ascii="Garamond" w:eastAsia="Garamond" w:hAnsi="Garamond" w:cs="Garamond"/>
+          <w:i/>
+          <w:iCs/>
+          <w:color w:val="6B7280"/>
+          <w:sz w:val="24"/>
+          <w:szCs w:val="24"/>
+        </w:rPr>
+      </w:r>
+    </w:p>
+    <w:p>
+      <w:pPr>
+        <w:spacing w:before="120" w:after="60"/>
+      </w:pPr>
+      <w:r>
+        <w:rPr>
+          <w:rFonts w:ascii="Garamond" w:eastAsia="Garamond" w:hAnsi="Garamond" w:cs="Garamond"/>
+          <w:color w:val="2D3561"/>
+          <w:sz w:val="24"/>
+          <w:szCs w:val="24"/>
+        </w:rPr>
+        <w:t>4. Настоящият протокол се съставя в четири еднообразни екземпляра — по един за общината (района), за възложителя, за строителя и за строителния надзор, и заедно с приложенията към него се съхранява от посочените лица.</w:t>
+      </w:r>
+      <w:r>
+        <w:rPr>
+          <w:rFonts w:ascii="Garamond" w:eastAsia="Garamond" w:hAnsi="Garamond" w:cs="Garamond"/>
+          <w:color w:val="9CA3AF"/>
+          <w:sz w:val="24"/>
+          <w:szCs w:val="24"/>
+        </w:rPr>
+      </w:r>
+      <w:r>
+        <w:rPr>
+          <w:rFonts w:ascii="Garamond" w:eastAsia="Garamond" w:hAnsi="Garamond" w:cs="Garamond"/>
+          <w:i/>
+          <w:iCs/>
+          <w:color w:val="6B7280"/>
+          <w:sz w:val="24"/>
+          <w:szCs w:val="24"/>
+        </w:rPr>
+      </w:r>
+    </w:p>
+    <w:p>
+      <w:pPr>
+        <w:spacing w:before="120" w:after="60"/>
+      </w:pPr>
+      <w:r>
+        <w:rPr>
+          <w:rFonts w:ascii="Garamond" w:eastAsia="Garamond" w:hAnsi="Garamond" w:cs="Garamond"/>
+          <w:color w:val="2D3561"/>
+          <w:sz w:val="24"/>
+          <w:szCs w:val="24"/>
+        </w:rPr>
+        <w:t>5. Попълват се само необходимите данни, свързани със спецификата на строежа.</w:t>
+      </w:r>
+      <w:r>
+        <w:rPr>
+          <w:rFonts w:ascii="Garamond" w:eastAsia="Garamond" w:hAnsi="Garamond" w:cs="Garamond"/>
+          <w:color w:val="9CA3AF"/>
+          <w:sz w:val="24"/>
+          <w:szCs w:val="24"/>
+        </w:rPr>
+      </w:r>
+      <w:r>
+        <w:rPr>
+          <w:rFonts w:ascii="Garamond" w:eastAsia="Garamond" w:hAnsi="Garamond" w:cs="Garamond"/>
+          <w:i/>
+          <w:iCs/>
+          <w:color w:val="6B7280"/>
+          <w:sz w:val="24"/>
+          <w:szCs w:val="24"/>
+        </w:rPr>
+      </w:r>
+    </w:p>
+    <w:p>
+      <w:pPr>
+        <w:spacing w:before="120" w:after="60"/>
+      </w:pPr>
+      <w:r>
+        <w:rPr>
+          <w:rFonts w:ascii="Garamond" w:eastAsia="Garamond" w:hAnsi="Garamond" w:cs="Garamond"/>
+          <w:color w:val="2D3561"/>
+          <w:sz w:val="24"/>
+          <w:szCs w:val="24"/>
+        </w:rPr>
+        <w:t>6. При поетапно изпълнение или при изпълнение на технологични участъци настоящият протокол може да се състави поотделно за всеки етап или технологичен участък.</w:t>
+      </w:r>
+      <w:r>
+        <w:rPr>
+          <w:rFonts w:ascii="Garamond" w:eastAsia="Garamond" w:hAnsi="Garamond" w:cs="Garamond"/>
+          <w:color w:val="9CA3AF"/>
+          <w:sz w:val="24"/>
+          <w:szCs w:val="24"/>
+        </w:rPr>
+      </w:r>
+      <w:r>
+        <w:rPr>
+          <w:rFonts w:ascii="Garamond" w:eastAsia="Garamond" w:hAnsi="Garamond" w:cs="Garamond"/>
+          <w:i/>
+          <w:iCs/>
+          <w:color w:val="6B7280"/>
+          <w:sz w:val="24"/>
+          <w:szCs w:val="24"/>
+        </w:rPr>
+      </w:r>
+    </w:p>
+    <w:p>
+      <w:pPr>
+        <w:spacing w:before="120" w:after="60"/>
+      </w:pPr>
+      <w:r>
+        <w:rPr>
+          <w:rFonts w:ascii="Garamond" w:eastAsia="Garamond" w:hAnsi="Garamond" w:cs="Garamond"/>
+          <w:color w:val="2D3561"/>
+          <w:sz w:val="24"/>
+          <w:szCs w:val="24"/>
+        </w:rPr>
+        <w:t>7. Екземпляр от настоящия протокол се съхранява задължително на местостроежа за представяне на контролните органи при проверка.</w:t>
+      </w:r>
+      <w:r>
+        <w:rPr>
+          <w:rFonts w:ascii="Garamond" w:eastAsia="Garamond" w:hAnsi="Garamond" w:cs="Garamond"/>
+          <w:color w:val="9CA3AF"/>
+          <w:sz w:val="24"/>
+          <w:szCs w:val="24"/>
+        </w:rPr>
+      </w:r>
+      <w:r>
+        <w:rPr>
+          <w:rFonts w:ascii="Garamond" w:eastAsia="Garamond" w:hAnsi="Garamond" w:cs="Garamond"/>
+          <w:i/>
+          <w:iCs/>
+          <w:color w:val="6B7280"/>
+          <w:sz w:val="24"/>
+          <w:szCs w:val="24"/>
+        </w:rPr>
       </w:r>
     </w:p>
     <w:sectPr>

--- a/templates/Protokol_2a_Template.docx
+++ b/templates/Protokol_2a_Template.docx
@@ -918,7 +918,7 @@
     </w:p>
     <w:p>
       <w:pPr>
-        <w:pStyle w:val="LegalBody"/>
+        <w:pStyle w:val="SignatureLine"/>
       </w:pPr>
       <w:r>
         <w:rPr/>
@@ -933,16 +933,13 @@
         <w:t xml:space="preserve">........   </w:t>
       </w:r>
       <w:r>
-        <w:rPr>
-          <w:i/>
-          <w:iCs/>
-        </w:rPr>
+        <w:rPr/>
         <w:t>({{Управител_1и3}})</w:t>
       </w:r>
     </w:p>
     <w:p>
       <w:pPr>
-        <w:pStyle w:val="LegalBody"/>
+        <w:pStyle w:val="SignatureLine"/>
       </w:pPr>
       <w:r>
         <w:rPr/>
@@ -953,10 +950,7 @@
         <w:t xml:space="preserve">..............................   </w:t>
       </w:r>
       <w:r>
-        <w:rPr>
-          <w:i/>
-          <w:iCs/>
-        </w:rPr>
+        <w:rPr/>
         <w:t>({{ТехРък_1и3}})</w:t>
       </w:r>
     </w:p>
@@ -985,7 +979,7 @@
     </w:p>
     <w:p>
       <w:pPr>
-        <w:pStyle w:val="LegalBody"/>
+        <w:pStyle w:val="SignatureLine"/>
       </w:pPr>
       <w:r>
         <w:rPr/>
@@ -995,15 +989,12 @@
         <w:rPr/>
       </w:r>
       <w:r>
-        <w:rPr>
-          <w:i/>
-          <w:iCs/>
-        </w:rPr>
-      </w:r>
-    </w:p>
-    <w:p>
-      <w:pPr>
-        <w:pStyle w:val="LegalBody"/>
+        <w:rPr/>
+      </w:r>
+    </w:p>
+    <w:p>
+      <w:pPr>
+        <w:pStyle w:val="SignatureLine"/>
       </w:pPr>
       <w:r>
         <w:rPr/>
@@ -1014,16 +1005,13 @@
         <w:t xml:space="preserve">..............................   </w:t>
       </w:r>
       <w:r>
-        <w:rPr>
-          <w:i/>
-          <w:iCs/>
-        </w:rPr>
+        <w:rPr/>
         <w:t>({{Строител_Управител_1и3}})</w:t>
       </w:r>
     </w:p>
     <w:p>
       <w:pPr>
-        <w:pStyle w:val="LegalBody"/>
+        <w:pStyle w:val="SignatureLine"/>
       </w:pPr>
       <w:r>
         <w:rPr/>
@@ -1033,10 +1021,7 @@
         <w:rPr/>
       </w:r>
       <w:r>
-        <w:rPr>
-          <w:i/>
-          <w:iCs/>
-        </w:rPr>
+        <w:rPr/>
       </w:r>
     </w:p>
     <w:p>
@@ -1313,7 +1298,7 @@
     </w:p>
     <w:p>
       <w:pPr>
-        <w:pStyle w:val="LegalBody"/>
+        <w:pStyle w:val="SignatureLine"/>
       </w:pPr>
       <w:r>
         <w:rPr/>
@@ -1323,15 +1308,12 @@
         <w:rPr/>
       </w:r>
       <w:r>
-        <w:rPr>
-          <w:i/>
-          <w:iCs/>
-        </w:rPr>
-      </w:r>
-    </w:p>
-    <w:p>
-      <w:pPr>
-        <w:pStyle w:val="LegalBody"/>
+        <w:rPr/>
+      </w:r>
+    </w:p>
+    <w:p>
+      <w:pPr>
+        <w:pStyle w:val="SignatureLine"/>
       </w:pPr>
       <w:r>
         <w:rPr/>
@@ -1344,10 +1326,7 @@
         <w:rPr/>
       </w:r>
       <w:r>
-        <w:rPr>
-          <w:i/>
-          <w:iCs/>
-        </w:rPr>
+        <w:rPr/>
       </w:r>
     </w:p>
     <w:p>
@@ -1388,7 +1367,7 @@
     </w:p>
     <w:p>
       <w:pPr>
-        <w:pStyle w:val="LegalBody"/>
+        <w:pStyle w:val="SignatureLine"/>
       </w:pPr>
       <w:r>
         <w:rPr/>
@@ -1398,15 +1377,12 @@
         <w:rPr/>
       </w:r>
       <w:r>
-        <w:rPr>
-          <w:i/>
-          <w:iCs/>
-        </w:rPr>
-      </w:r>
-    </w:p>
-    <w:p>
-      <w:pPr>
-        <w:pStyle w:val="LegalBody"/>
+        <w:rPr/>
+      </w:r>
+    </w:p>
+    <w:p>
+      <w:pPr>
+        <w:pStyle w:val="SignatureLine"/>
       </w:pPr>
       <w:r>
         <w:rPr/>
@@ -1416,15 +1392,12 @@
         <w:rPr/>
       </w:r>
       <w:r>
-        <w:rPr>
-          <w:i/>
-          <w:iCs/>
-        </w:rPr>
-      </w:r>
-    </w:p>
-    <w:p>
-      <w:pPr>
-        <w:pStyle w:val="LegalBody"/>
+        <w:rPr/>
+      </w:r>
+    </w:p>
+    <w:p>
+      <w:pPr>
+        <w:pStyle w:val="SignatureLine"/>
       </w:pPr>
       <w:r>
         <w:rPr/>
@@ -1434,15 +1407,12 @@
         <w:rPr/>
       </w:r>
       <w:r>
-        <w:rPr>
-          <w:i/>
-          <w:iCs/>
-        </w:rPr>
-      </w:r>
-    </w:p>
-    <w:p>
-      <w:pPr>
-        <w:pStyle w:val="LegalBody"/>
+        <w:rPr/>
+      </w:r>
+    </w:p>
+    <w:p>
+      <w:pPr>
+        <w:pStyle w:val="SignatureLine"/>
       </w:pPr>
       <w:r>
         <w:rPr/>
@@ -1452,10 +1422,7 @@
         <w:rPr/>
       </w:r>
       <w:r>
-        <w:rPr>
-          <w:i/>
-          <w:iCs/>
-        </w:rPr>
+        <w:rPr/>
       </w:r>
     </w:p>
     <w:p>
@@ -2010,7 +1977,7 @@
     </w:p>
     <w:p>
       <w:pPr>
-        <w:pStyle w:val="LegalBody"/>
+        <w:pStyle w:val="SignatureLine"/>
       </w:pPr>
       <w:r>
         <w:rPr/>
@@ -2020,15 +1987,12 @@
         <w:rPr/>
       </w:r>
       <w:r>
-        <w:rPr>
-          <w:i/>
-          <w:iCs/>
-        </w:rPr>
-      </w:r>
-    </w:p>
-    <w:p>
-      <w:pPr>
-        <w:pStyle w:val="LegalBody"/>
+        <w:rPr/>
+      </w:r>
+    </w:p>
+    <w:p>
+      <w:pPr>
+        <w:pStyle w:val="SignatureLine"/>
       </w:pPr>
       <w:r>
         <w:rPr/>
@@ -2038,10 +2002,7 @@
         <w:rPr/>
       </w:r>
       <w:r>
-        <w:rPr>
-          <w:i/>
-          <w:iCs/>
-        </w:rPr>
+        <w:rPr/>
       </w:r>
     </w:p>
     <w:p>
@@ -2064,7 +2025,7 @@
     </w:p>
     <w:p>
       <w:pPr>
-        <w:pStyle w:val="LegalBody"/>
+        <w:pStyle w:val="SignatureLine"/>
       </w:pPr>
       <w:r>
         <w:rPr/>
@@ -2074,15 +2035,12 @@
         <w:rPr/>
       </w:r>
       <w:r>
-        <w:rPr>
-          <w:i/>
-          <w:iCs/>
-        </w:rPr>
-      </w:r>
-    </w:p>
-    <w:p>
-      <w:pPr>
-        <w:pStyle w:val="LegalBody"/>
+        <w:rPr/>
+      </w:r>
+    </w:p>
+    <w:p>
+      <w:pPr>
+        <w:pStyle w:val="SignatureLine"/>
       </w:pPr>
       <w:r>
         <w:rPr/>
@@ -2092,15 +2050,12 @@
         <w:rPr/>
       </w:r>
       <w:r>
-        <w:rPr>
-          <w:i/>
-          <w:iCs/>
-        </w:rPr>
-      </w:r>
-    </w:p>
-    <w:p>
-      <w:pPr>
-        <w:pStyle w:val="LegalBody"/>
+        <w:rPr/>
+      </w:r>
+    </w:p>
+    <w:p>
+      <w:pPr>
+        <w:pStyle w:val="SignatureLine"/>
       </w:pPr>
       <w:r>
         <w:rPr/>
@@ -2110,15 +2065,12 @@
         <w:rPr/>
       </w:r>
       <w:r>
-        <w:rPr>
-          <w:i/>
-          <w:iCs/>
-        </w:rPr>
-      </w:r>
-    </w:p>
-    <w:p>
-      <w:pPr>
-        <w:pStyle w:val="LegalBody"/>
+        <w:rPr/>
+      </w:r>
+    </w:p>
+    <w:p>
+      <w:pPr>
+        <w:pStyle w:val="SignatureLine"/>
       </w:pPr>
       <w:r>
         <w:rPr/>
@@ -2128,15 +2080,12 @@
         <w:rPr/>
       </w:r>
       <w:r>
-        <w:rPr>
-          <w:i/>
-          <w:iCs/>
-        </w:rPr>
-      </w:r>
-    </w:p>
-    <w:p>
-      <w:pPr>
-        <w:pStyle w:val="LegalBody"/>
+        <w:rPr/>
+      </w:r>
+    </w:p>
+    <w:p>
+      <w:pPr>
+        <w:pStyle w:val="SignatureLine"/>
       </w:pPr>
       <w:r>
         <w:rPr/>
@@ -2146,10 +2095,7 @@
         <w:rPr/>
       </w:r>
       <w:r>
-        <w:rPr>
-          <w:i/>
-          <w:iCs/>
-        </w:rPr>
+        <w:rPr/>
       </w:r>
     </w:p>
     <w:p>
@@ -2527,7 +2473,7 @@
     </w:p>
     <w:p>
       <w:pPr>
-        <w:pStyle w:val="LegalBody"/>
+        <w:pStyle w:val="SignatureLine"/>
       </w:pPr>
       <w:r>
         <w:rPr/>
@@ -2537,15 +2483,12 @@
         <w:rPr/>
       </w:r>
       <w:r>
-        <w:rPr>
-          <w:i/>
-          <w:iCs/>
-        </w:rPr>
-      </w:r>
-    </w:p>
-    <w:p>
-      <w:pPr>
-        <w:pStyle w:val="LegalBody"/>
+        <w:rPr/>
+      </w:r>
+    </w:p>
+    <w:p>
+      <w:pPr>
+        <w:pStyle w:val="SignatureLine"/>
       </w:pPr>
       <w:r>
         <w:rPr/>
@@ -2555,10 +2498,7 @@
         <w:rPr/>
       </w:r>
       <w:r>
-        <w:rPr>
-          <w:i/>
-          <w:iCs/>
-        </w:rPr>
+        <w:rPr/>
       </w:r>
     </w:p>
     <w:p>
@@ -2581,7 +2521,7 @@
     </w:p>
     <w:p>
       <w:pPr>
-        <w:pStyle w:val="LegalBody"/>
+        <w:pStyle w:val="SignatureLine"/>
       </w:pPr>
       <w:r>
         <w:rPr/>
@@ -2591,15 +2531,12 @@
         <w:rPr/>
       </w:r>
       <w:r>
-        <w:rPr>
-          <w:i/>
-          <w:iCs/>
-        </w:rPr>
-      </w:r>
-    </w:p>
-    <w:p>
-      <w:pPr>
-        <w:pStyle w:val="LegalBody"/>
+        <w:rPr/>
+      </w:r>
+    </w:p>
+    <w:p>
+      <w:pPr>
+        <w:pStyle w:val="SignatureLine"/>
       </w:pPr>
       <w:r>
         <w:rPr/>
@@ -2609,15 +2546,12 @@
         <w:rPr/>
       </w:r>
       <w:r>
-        <w:rPr>
-          <w:i/>
-          <w:iCs/>
-        </w:rPr>
-      </w:r>
-    </w:p>
-    <w:p>
-      <w:pPr>
-        <w:pStyle w:val="LegalBody"/>
+        <w:rPr/>
+      </w:r>
+    </w:p>
+    <w:p>
+      <w:pPr>
+        <w:pStyle w:val="SignatureLine"/>
       </w:pPr>
       <w:r>
         <w:rPr/>
@@ -2627,10 +2561,7 @@
         <w:rPr/>
       </w:r>
       <w:r>
-        <w:rPr>
-          <w:i/>
-          <w:iCs/>
-        </w:rPr>
+        <w:rPr/>
       </w:r>
     </w:p>
     <w:p>
@@ -3643,6 +3574,22 @@
       <w:sz w:val="17"/>
     </w:rPr>
   </w:style>
+  <w:style w:type="paragraph" w:customStyle="1" w:styleId="SignatureLine">
+    <w:name w:val="Signature Line"/>
+    <w:basedOn w:val="Normal"/>
+    <w:pPr>
+      <w:spacing w:before="0" w:after="0" w:line="480" w:lineRule="auto"/>
+    </w:pPr>
+    <w:rPr>
+      <w:rFonts w:ascii="Arial" w:hAnsi="Arial" w:eastAsia="Arial" w:cs="Arial"/>
+      <w:b w:val="0"/>
+      <w:bCs w:val="0"/>
+      <w:i w:val="1"/>
+      <w:iCs w:val="1"/>
+      <w:sz w:val="21"/>
+      <w:szCs w:val="21"/>
+    </w:rPr>
+  </w:style>
 </w:styles>
 </file>
 
